--- a/WebContent/docx/中国人群BRCA12基因分子分型研究_体系-苏州市立医院-本部&北区.docx
+++ b/WebContent/docx/中国人群BRCA12基因分子分型研究_体系-苏州市立医院-本部&北区.docx
@@ -2237,8 +2237,8 @@
       </w:r>
       <w:bookmarkStart w:id="0" w:name="_Toc21009_WPSOffice_Level1"/>
       <w:bookmarkStart w:id="1" w:name="_Toc30143_WPSOffice_Level1"/>
-      <w:bookmarkStart w:id="2" w:name="_Toc13806"/>
-      <w:bookmarkStart w:id="3" w:name="_Toc21669"/>
+      <w:bookmarkStart w:id="2" w:name="_Toc21669"/>
+      <w:bookmarkStart w:id="3" w:name="_Toc13806"/>
       <w:bookmarkStart w:id="4" w:name="_Toc24178_WPSOffice_Level1"/>
     </w:p>
     <w:p>
@@ -3131,9 +3131,9 @@
       </w:pPr>
       <w:bookmarkStart w:id="6" w:name="_Toc17451"/>
       <w:bookmarkStart w:id="7" w:name="_Toc11015_WPSOffice_Level1"/>
-      <w:bookmarkStart w:id="8" w:name="_Toc18062_WPSOffice_Level1"/>
-      <w:bookmarkStart w:id="9" w:name="_Toc13140"/>
-      <w:bookmarkStart w:id="10" w:name="_Toc7021_WPSOffice_Level1"/>
+      <w:bookmarkStart w:id="8" w:name="_Toc7021_WPSOffice_Level1"/>
+      <w:bookmarkStart w:id="9" w:name="_Toc18062_WPSOffice_Level1"/>
+      <w:bookmarkStart w:id="10" w:name="_Toc13140"/>
       <w:bookmarkStart w:id="11" w:name="_Toc3823"/>
       <w:r>
         <w:rPr>
@@ -3432,12 +3432,6 @@
             <w:insideH w:val="single" w:color="A4A4A4" w:sz="4" w:space="0"/>
             <w:insideV w:val="single" w:color="A4A4A4" w:sz="4" w:space="0"/>
           </w:tblBorders>
-          <w:tblCellMar>
-            <w:top w:w="0" w:type="dxa"/>
-            <w:left w:w="0" w:type="dxa"/>
-            <w:bottom w:w="0" w:type="dxa"/>
-            <w:right w:w="0" w:type="dxa"/>
-          </w:tblCellMar>
         </w:tblPrEx>
         <w:trPr>
           <w:trHeight w:val="488" w:hRule="atLeast"/>
@@ -4679,7 +4673,7 @@
                 </mc:Choice>
                 <mc:Fallback>
                   <w:pict>
-                    <v:group id="_x0000_s1026" o:spid="_x0000_s1026" o:spt="203" style="position:absolute;left:0pt;margin-left:0.6pt;margin-top:-37.8pt;height:113.6pt;width:240.8pt;z-index:251659264;mso-width-relative:page;mso-height-relative:page;" coordorigin="19211,18842" coordsize="4816,2272" o:gfxdata="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">
+                    <v:group id="_x0000_s1026" o:spid="_x0000_s1026" o:spt="203" style="position:absolute;left:0pt;margin-left:0.6pt;margin-top:-37.8pt;height:113.6pt;width:240.8pt;z-index:251659264;mso-width-relative:page;mso-height-relative:page;" coordorigin="19211,18842" coordsize="4816,2272" o:gfxdata="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">
                       <o:lock v:ext="edit" aspectratio="f"/>
                       <v:group id="组合 6" o:spid="_x0000_s1026" o:spt="203" style="position:absolute;left:19211;top:18842;height:2273;width:4816;" coordorigin="19199,18902" coordsize="4816,2273" o:gfxdata="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">
                         <o:lock v:ext="edit" aspectratio="f"/>
@@ -5240,7 +5234,7 @@
                 </mc:Choice>
                 <mc:Fallback>
                   <w:pict>
-                    <v:group id="_x0000_s1026" o:spid="_x0000_s1026" o:spt="203" style="position:absolute;left:0pt;margin-left:0pt;margin-top:-29.2pt;height:113.65pt;width:246.8pt;z-index:251660288;mso-width-relative:page;mso-height-relative:page;" coordorigin="19199,20810" coordsize="4936,2273" o:gfxdata="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">
+                    <v:group id="_x0000_s1026" o:spid="_x0000_s1026" o:spt="203" style="position:absolute;left:0pt;margin-left:0pt;margin-top:-29.2pt;height:113.65pt;width:246.8pt;z-index:251660288;mso-width-relative:page;mso-height-relative:page;" coordorigin="19199,20810" coordsize="4936,2273" o:gfxdata="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">
                       <o:lock v:ext="edit" aspectratio="f"/>
                       <v:group id="组合 23" o:spid="_x0000_s1026" o:spt="203" style="position:absolute;left:19199;top:20810;height:2273;width:4936;" coordorigin="19199,20810" coordsize="4936,2273" o:gfxdata="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">
                         <o:lock v:ext="edit" aspectratio="f"/>
@@ -5586,11 +5580,11 @@
           </w14:shadow>
         </w:rPr>
       </w:pPr>
-      <w:bookmarkStart w:id="22" w:name="_Toc20136_WPSOffice_Level1"/>
-      <w:bookmarkStart w:id="23" w:name="_Toc2781"/>
-      <w:bookmarkStart w:id="24" w:name="_Toc30503"/>
-      <w:bookmarkStart w:id="25" w:name="_Toc19898_WPSOffice_Level1"/>
-      <w:bookmarkStart w:id="26" w:name="_Toc22132"/>
+      <w:bookmarkStart w:id="22" w:name="_Toc2781"/>
+      <w:bookmarkStart w:id="23" w:name="_Toc20136_WPSOffice_Level1"/>
+      <w:bookmarkStart w:id="24" w:name="_Toc22132"/>
+      <w:bookmarkStart w:id="25" w:name="_Toc30503"/>
+      <w:bookmarkStart w:id="26" w:name="_Toc19898_WPSOffice_Level1"/>
       <w:r>
         <w:rPr>
           <w:rStyle w:val="42"/>
@@ -5631,11 +5625,11 @@
       <w:bookmarkStart w:id="28" w:name="_Toc149832732"/>
       <w:bookmarkStart w:id="29" w:name="_Toc149826007"/>
       <w:bookmarkStart w:id="30" w:name="_Toc2330"/>
-      <w:bookmarkStart w:id="31" w:name="_Toc23903"/>
-      <w:bookmarkStart w:id="32" w:name="_Toc4331_WPSOffice_Level1"/>
-      <w:bookmarkStart w:id="33" w:name="_Toc23846_WPSOffice_Level1"/>
-      <w:bookmarkStart w:id="34" w:name="_Toc25727"/>
-      <w:bookmarkStart w:id="35" w:name="_Toc32443_WPSOffice_Level1"/>
+      <w:bookmarkStart w:id="31" w:name="_Toc4331_WPSOffice_Level1"/>
+      <w:bookmarkStart w:id="32" w:name="_Toc23846_WPSOffice_Level1"/>
+      <w:bookmarkStart w:id="33" w:name="_Toc25727"/>
+      <w:bookmarkStart w:id="34" w:name="_Toc32443_WPSOffice_Level1"/>
+      <w:bookmarkStart w:id="35" w:name="_Toc23903"/>
       <w:r>
         <w:rPr>
           <w:rFonts w:hint="eastAsia"/>
@@ -5836,6 +5830,12 @@
             <w:insideH w:val="single" w:color="A4A4A4" w:sz="4" w:space="0"/>
             <w:insideV w:val="single" w:color="A4A4A4" w:sz="4" w:space="0"/>
           </w:tblBorders>
+          <w:tblCellMar>
+            <w:top w:w="0" w:type="dxa"/>
+            <w:left w:w="0" w:type="dxa"/>
+            <w:bottom w:w="0" w:type="dxa"/>
+            <w:right w:w="0" w:type="dxa"/>
+          </w:tblCellMar>
         </w:tblPrEx>
         <w:trPr>
           <w:trHeight w:val="510" w:hRule="atLeast"/>
@@ -5921,18 +5921,34 @@
             </w:pPr>
             <w:r>
               <w:rPr>
-                <w:rFonts w:ascii="Times New Roman" w:hAnsi="Times New Roman" w:eastAsia="微软雅黑" w:cs="Times New Roman"/>
+                <w:rFonts w:hint="eastAsia" w:ascii="Times New Roman" w:hAnsi="Times New Roman" w:eastAsia="微软雅黑" w:cs="Times New Roman"/>
                 <w:b/>
                 <w:color w:val="FFFFFF" w:themeColor="background1"/>
                 <w:sz w:val="21"/>
                 <w:szCs w:val="21"/>
+                <w:lang w:val="en-US" w:eastAsia="zh-CN"/>
                 <w14:textFill>
                   <w14:solidFill>
                     <w14:schemeClr w14:val="bg1"/>
                   </w14:solidFill>
                 </w14:textFill>
               </w:rPr>
-              <w:t>突变基因</w:t>
+              <w:t>检测</w:t>
+            </w:r>
+            <w:r>
+              <w:rPr>
+                <w:rFonts w:ascii="Times New Roman" w:hAnsi="Times New Roman" w:eastAsia="微软雅黑" w:cs="Times New Roman"/>
+                <w:b/>
+                <w:color w:val="FFFFFF" w:themeColor="background1"/>
+                <w:sz w:val="21"/>
+                <w:szCs w:val="21"/>
+                <w14:textFill>
+                  <w14:solidFill>
+                    <w14:schemeClr w14:val="bg1"/>
+                  </w14:solidFill>
+                </w14:textFill>
+              </w:rPr>
+              <w:t>基因</w:t>
             </w:r>
           </w:p>
         </w:tc>
@@ -8157,6 +8173,7 @@
                 <w:lang w:eastAsia="zh-CN"/>
               </w:rPr>
             </w:pPr>
+            <w:bookmarkStart w:id="109" w:name="_GoBack" w:colFirst="1" w:colLast="2"/>
             <w:r>
               <w:rPr>
                 <w:rFonts w:hint="eastAsia" w:ascii="Times New Roman" w:hAnsi="Times New Roman" w:eastAsia="微软雅黑" w:cs="Times New Roman"/>
@@ -8166,6 +8183,130 @@
                 <w:lang w:eastAsia="zh-CN"/>
               </w:rPr>
               <w:t>{{ tip.variationClass }}</w:t>
+            </w:r>
+          </w:p>
+        </w:tc>
+        <w:tc>
+          <w:tcPr>
+            <w:tcW w:w="1077" w:type="dxa"/>
+            <w:tcBorders>
+              <w:top w:val="nil"/>
+              <w:left w:val="single" w:color="A4A4A4" w:themeColor="background1" w:themeShade="A5" w:sz="4" w:space="0"/>
+              <w:bottom w:val="single" w:color="A4A4A4" w:themeColor="background1" w:themeShade="A5" w:sz="4" w:space="0"/>
+              <w:right w:val="single" w:color="A4A4A4" w:themeColor="background1" w:themeShade="A5" w:sz="4" w:space="0"/>
+            </w:tcBorders>
+            <w:shd w:val="clear" w:color="auto" w:fill="auto"/>
+            <w:vAlign w:val="center"/>
+          </w:tcPr>
+          <w:p>
+            <w:pPr>
+              <w:ind w:left="162" w:leftChars="0" w:right="163" w:rightChars="0"/>
+              <w:jc w:val="center"/>
+              <w:rPr>
+                <w:rFonts w:ascii="Times New Roman" w:hAnsi="Times New Roman" w:eastAsia="微软雅黑" w:cs="Times New Roman"/>
+                <w:b/>
+                <w:sz w:val="21"/>
+                <w:szCs w:val="21"/>
+                <w:lang w:eastAsia="zh-CN"/>
+              </w:rPr>
+            </w:pPr>
+            <w:r>
+              <w:rPr>
+                <w:rFonts w:hint="default" w:ascii="Times New Roman" w:hAnsi="Times New Roman" w:eastAsia="微软雅黑" w:cs="Times New Roman"/>
+                <w:b/>
+                <w:sz w:val="21"/>
+                <w:szCs w:val="21"/>
+                <w:lang w:eastAsia="zh-CN"/>
+              </w:rPr>
+              <w:t>{{ tip.comutation</w:t>
+            </w:r>
+            <w:r>
+              <w:rPr>
+                <w:rFonts w:hint="eastAsia" w:ascii="Times New Roman" w:hAnsi="Times New Roman" w:eastAsia="微软雅黑" w:cs="Times New Roman"/>
+                <w:b/>
+                <w:sz w:val="21"/>
+                <w:szCs w:val="21"/>
+                <w:lang w:val="en-US" w:eastAsia="zh-CN"/>
+              </w:rPr>
+              <w:t>1</w:t>
+            </w:r>
+            <w:r>
+              <w:rPr>
+                <w:rFonts w:hint="default" w:ascii="Times New Roman" w:hAnsi="Times New Roman" w:eastAsia="微软雅黑" w:cs="Times New Roman"/>
+                <w:b/>
+                <w:sz w:val="21"/>
+                <w:szCs w:val="21"/>
+                <w:lang w:eastAsia="zh-CN"/>
+              </w:rPr>
+              <w:t xml:space="preserve"> }}</w:t>
+            </w:r>
+          </w:p>
+        </w:tc>
+        <w:tc>
+          <w:tcPr>
+            <w:tcW w:w="1527" w:type="dxa"/>
+            <w:tcBorders>
+              <w:top w:val="nil"/>
+              <w:left w:val="single" w:color="A4A4A4" w:themeColor="background1" w:themeShade="A5" w:sz="4" w:space="0"/>
+              <w:bottom w:val="single" w:color="A4A4A4" w:themeColor="background1" w:themeShade="A5" w:sz="4" w:space="0"/>
+              <w:right w:val="single" w:color="A4A4A4" w:themeColor="background1" w:themeShade="A5" w:sz="4" w:space="0"/>
+            </w:tcBorders>
+            <w:shd w:val="clear" w:color="auto" w:fill="auto"/>
+            <w:vAlign w:val="center"/>
+          </w:tcPr>
+          <w:p>
+            <w:pPr>
+              <w:spacing w:before="2"/>
+              <w:ind w:left="116" w:leftChars="0" w:right="116" w:rightChars="0"/>
+              <w:jc w:val="center"/>
+              <w:rPr>
+                <w:rFonts w:ascii="Times New Roman" w:hAnsi="Times New Roman" w:eastAsia="微软雅黑" w:cs="Times New Roman"/>
+                <w:sz w:val="21"/>
+                <w:szCs w:val="21"/>
+                <w:lang w:eastAsia="zh-CN"/>
+              </w:rPr>
+            </w:pPr>
+            <w:r>
+              <w:rPr>
+                <w:rFonts w:hint="default" w:ascii="Times New Roman" w:hAnsi="Times New Roman" w:eastAsia="微软雅黑" w:cs="Times New Roman"/>
+                <w:sz w:val="21"/>
+                <w:szCs w:val="21"/>
+                <w:lang w:eastAsia="zh-CN"/>
+              </w:rPr>
+              <w:t>{{ tip.comutation }}</w:t>
+            </w:r>
+          </w:p>
+        </w:tc>
+        <w:tc>
+          <w:tcPr>
+            <w:tcW w:w="479" w:type="pct"/>
+            <w:tcBorders>
+              <w:top w:val="nil"/>
+              <w:left w:val="single" w:color="A4A4A4" w:themeColor="background1" w:themeShade="A5" w:sz="4" w:space="0"/>
+              <w:bottom w:val="single" w:color="A4A4A4" w:themeColor="background1" w:themeShade="A5" w:sz="4" w:space="0"/>
+              <w:right w:val="single" w:color="A4A4A4" w:themeColor="background1" w:themeShade="A5" w:sz="4" w:space="0"/>
+            </w:tcBorders>
+            <w:shd w:val="clear" w:color="auto" w:fill="auto"/>
+            <w:vAlign w:val="center"/>
+          </w:tcPr>
+          <w:p>
+            <w:pPr>
+              <w:jc w:val="center"/>
+              <w:rPr>
+                <w:rFonts w:ascii="Times New Roman" w:hAnsi="Times New Roman" w:eastAsia="微软雅黑" w:cs="Times New Roman"/>
+                <w:sz w:val="21"/>
+                <w:szCs w:val="21"/>
+                <w:lang w:eastAsia="zh-CN"/>
+              </w:rPr>
+            </w:pPr>
+            <w:r>
+              <w:rPr>
+                <w:rFonts w:hint="eastAsia" w:ascii="Times New Roman" w:hAnsi="Times New Roman" w:eastAsia="微软雅黑" w:cs="Times New Roman"/>
+                <w:sz w:val="21"/>
+                <w:szCs w:val="21"/>
+                <w:lang w:eastAsia="zh-CN"/>
+              </w:rPr>
+              <w:t>{{ tip.ExonicFunc }}</w:t>
             </w:r>
           </w:p>
         </w:tc>
@@ -8183,110 +8324,6 @@
           </w:tcPr>
           <w:p>
             <w:pPr>
-              <w:ind w:left="162" w:right="163"/>
-              <w:jc w:val="center"/>
-              <w:rPr>
-                <w:rFonts w:ascii="Times New Roman" w:hAnsi="Times New Roman" w:eastAsia="微软雅黑" w:cs="Times New Roman"/>
-                <w:b/>
-                <w:sz w:val="21"/>
-                <w:szCs w:val="21"/>
-                <w:lang w:eastAsia="zh-CN"/>
-              </w:rPr>
-            </w:pPr>
-            <w:r>
-              <w:rPr>
-                <w:rFonts w:hint="eastAsia" w:ascii="Times New Roman" w:hAnsi="Times New Roman" w:eastAsia="微软雅黑" w:cs="Times New Roman"/>
-                <w:b/>
-                <w:sz w:val="21"/>
-                <w:szCs w:val="21"/>
-                <w:lang w:eastAsia="zh-CN"/>
-              </w:rPr>
-              <w:t>{{ tip.comutation }}</w:t>
-            </w:r>
-          </w:p>
-        </w:tc>
-        <w:tc>
-          <w:tcPr>
-            <w:tcW w:w="759" w:type="pct"/>
-            <w:tcBorders>
-              <w:top w:val="nil"/>
-              <w:left w:val="single" w:color="A4A4A4" w:themeColor="background1" w:themeShade="A5" w:sz="4" w:space="0"/>
-              <w:bottom w:val="single" w:color="A4A4A4" w:themeColor="background1" w:themeShade="A5" w:sz="4" w:space="0"/>
-              <w:right w:val="single" w:color="A4A4A4" w:themeColor="background1" w:themeShade="A5" w:sz="4" w:space="0"/>
-            </w:tcBorders>
-            <w:shd w:val="clear" w:color="auto" w:fill="auto"/>
-            <w:vAlign w:val="center"/>
-          </w:tcPr>
-          <w:p>
-            <w:pPr>
-              <w:spacing w:before="2"/>
-              <w:ind w:left="116" w:right="116"/>
-              <w:jc w:val="center"/>
-              <w:rPr>
-                <w:rFonts w:ascii="Times New Roman" w:hAnsi="Times New Roman" w:eastAsia="微软雅黑" w:cs="Times New Roman"/>
-                <w:sz w:val="21"/>
-                <w:szCs w:val="21"/>
-                <w:lang w:eastAsia="zh-CN"/>
-              </w:rPr>
-            </w:pPr>
-            <w:r>
-              <w:rPr>
-                <w:rFonts w:hint="eastAsia" w:ascii="Times New Roman" w:hAnsi="Times New Roman" w:eastAsia="微软雅黑" w:cs="Times New Roman"/>
-                <w:sz w:val="21"/>
-                <w:szCs w:val="21"/>
-                <w:lang w:eastAsia="zh-CN"/>
-              </w:rPr>
-              <w:t>-</w:t>
-            </w:r>
-          </w:p>
-        </w:tc>
-        <w:tc>
-          <w:tcPr>
-            <w:tcW w:w="479" w:type="pct"/>
-            <w:tcBorders>
-              <w:top w:val="nil"/>
-              <w:left w:val="single" w:color="A4A4A4" w:themeColor="background1" w:themeShade="A5" w:sz="4" w:space="0"/>
-              <w:bottom w:val="single" w:color="A4A4A4" w:themeColor="background1" w:themeShade="A5" w:sz="4" w:space="0"/>
-              <w:right w:val="single" w:color="A4A4A4" w:themeColor="background1" w:themeShade="A5" w:sz="4" w:space="0"/>
-            </w:tcBorders>
-            <w:shd w:val="clear" w:color="auto" w:fill="auto"/>
-            <w:vAlign w:val="center"/>
-          </w:tcPr>
-          <w:p>
-            <w:pPr>
-              <w:jc w:val="center"/>
-              <w:rPr>
-                <w:rFonts w:ascii="Times New Roman" w:hAnsi="Times New Roman" w:eastAsia="微软雅黑" w:cs="Times New Roman"/>
-                <w:sz w:val="21"/>
-                <w:szCs w:val="21"/>
-                <w:lang w:eastAsia="zh-CN"/>
-              </w:rPr>
-            </w:pPr>
-            <w:r>
-              <w:rPr>
-                <w:rFonts w:hint="eastAsia" w:ascii="Times New Roman" w:hAnsi="Times New Roman" w:eastAsia="微软雅黑" w:cs="Times New Roman"/>
-                <w:sz w:val="21"/>
-                <w:szCs w:val="21"/>
-                <w:lang w:eastAsia="zh-CN"/>
-              </w:rPr>
-              <w:t>{{ tip.ExonicFunc }}</w:t>
-            </w:r>
-          </w:p>
-        </w:tc>
-        <w:tc>
-          <w:tcPr>
-            <w:tcW w:w="535" w:type="pct"/>
-            <w:tcBorders>
-              <w:top w:val="nil"/>
-              <w:left w:val="single" w:color="A4A4A4" w:themeColor="background1" w:themeShade="A5" w:sz="4" w:space="0"/>
-              <w:bottom w:val="single" w:color="A4A4A4" w:themeColor="background1" w:themeShade="A5" w:sz="4" w:space="0"/>
-              <w:right w:val="single" w:color="A4A4A4" w:themeColor="background1" w:themeShade="A5" w:sz="4" w:space="0"/>
-            </w:tcBorders>
-            <w:shd w:val="clear" w:color="auto" w:fill="auto"/>
-            <w:vAlign w:val="center"/>
-          </w:tcPr>
-          <w:p>
-            <w:pPr>
               <w:jc w:val="center"/>
               <w:rPr>
                 <w:rFonts w:ascii="Times New Roman" w:hAnsi="Times New Roman" w:eastAsia="微软雅黑" w:cs="Times New Roman"/>
@@ -9442,6 +9479,7 @@
           </w:p>
         </w:tc>
       </w:tr>
+      <w:bookmarkEnd w:id="109"/>
       <w:tr>
         <w:tblPrEx>
           <w:tblBorders>
@@ -10268,9 +10306,9 @@
         </w:rPr>
       </w:pPr>
       <w:bookmarkStart w:id="37" w:name="_Toc149826011"/>
-      <w:bookmarkStart w:id="38" w:name="_Toc149832735"/>
-      <w:bookmarkStart w:id="39" w:name="_Toc16158"/>
-      <w:bookmarkStart w:id="40" w:name="_Toc26618"/>
+      <w:bookmarkStart w:id="38" w:name="_Toc16158"/>
+      <w:bookmarkStart w:id="39" w:name="_Toc26618"/>
+      <w:bookmarkStart w:id="40" w:name="_Toc149832735"/>
       <w:r>
         <w:rPr>
           <w:rFonts w:hint="eastAsia"/>
@@ -13365,10 +13403,10 @@
       <w:bookmarkStart w:id="43" w:name="_Toc30627"/>
       <w:bookmarkStart w:id="44" w:name="_Toc149826012"/>
       <w:bookmarkStart w:id="45" w:name="_Toc149832736"/>
-      <w:bookmarkStart w:id="46" w:name="_Toc13196_WPSOffice_Level1"/>
-      <w:bookmarkStart w:id="47" w:name="_Toc21764_WPSOffice_Level1"/>
+      <w:bookmarkStart w:id="46" w:name="_Toc27302"/>
+      <w:bookmarkStart w:id="47" w:name="_Toc13196_WPSOffice_Level1"/>
       <w:bookmarkStart w:id="48" w:name="_Toc1707_WPSOffice_Level1"/>
-      <w:bookmarkStart w:id="49" w:name="_Toc27302"/>
+      <w:bookmarkStart w:id="49" w:name="_Toc21764_WPSOffice_Level1"/>
       <w:bookmarkStart w:id="50" w:name="_Toc28240"/>
       <w:r>
         <w:rPr>
@@ -13402,11 +13440,11 @@
           <w:lang w:eastAsia="zh-CN"/>
         </w:rPr>
       </w:pPr>
-      <w:bookmarkStart w:id="51" w:name="_Toc32302"/>
-      <w:bookmarkStart w:id="52" w:name="_Toc17534"/>
+      <w:bookmarkStart w:id="51" w:name="_Toc17534"/>
+      <w:bookmarkStart w:id="52" w:name="_Toc32302"/>
       <w:bookmarkStart w:id="53" w:name="_Toc149832737"/>
-      <w:bookmarkStart w:id="54" w:name="_Toc8516"/>
-      <w:bookmarkStart w:id="55" w:name="_Toc149826013"/>
+      <w:bookmarkStart w:id="54" w:name="_Toc149826013"/>
+      <w:bookmarkStart w:id="55" w:name="_Toc8516"/>
       <w:r>
         <w:rPr>
           <w:rFonts w:hint="eastAsia"/>
@@ -18096,7 +18134,27 @@
           <w:szCs w:val="24"/>
           <w:lang w:eastAsia="zh-CN"/>
         </w:rPr>
-        <w:t>{{ tdd.comutation }}</w:t>
+        <w:t>{{ tdd.comutation</w:t>
+      </w:r>
+      <w:r>
+        <w:rPr>
+          <w:rFonts w:hint="eastAsia" w:ascii="Times New Roman" w:hAnsi="Times New Roman" w:eastAsia="微软雅黑" w:cs="Times New Roman"/>
+          <w:b/>
+          <w:sz w:val="24"/>
+          <w:szCs w:val="24"/>
+          <w:lang w:val="en-US" w:eastAsia="zh-CN"/>
+        </w:rPr>
+        <w:t>1</w:t>
+      </w:r>
+      <w:r>
+        <w:rPr>
+          <w:rFonts w:hint="eastAsia" w:ascii="Times New Roman" w:hAnsi="Times New Roman" w:eastAsia="微软雅黑" w:cs="Times New Roman"/>
+          <w:b/>
+          <w:sz w:val="24"/>
+          <w:szCs w:val="24"/>
+          <w:lang w:eastAsia="zh-CN"/>
+        </w:rPr>
+        <w:t xml:space="preserve"> }}</w:t>
       </w:r>
     </w:p>
     <w:tbl>
@@ -18228,9 +18286,9 @@
                 <w:bCs/>
                 <w:sz w:val="18"/>
                 <w:szCs w:val="18"/>
-                <w:lang w:eastAsia="zh-CN"/>
-              </w:rPr>
-              <w:t>-</w:t>
+                <w:lang w:val="en-US" w:eastAsia="zh-CN"/>
+              </w:rPr>
+              <w:t>{{tdd.comutation}}</w:t>
             </w:r>
           </w:p>
         </w:tc>
@@ -22413,10 +22471,10 @@
           <w:lang w:eastAsia="zh-CN"/>
         </w:rPr>
       </w:pPr>
-      <w:bookmarkStart w:id="58" w:name="_Toc24085_WPSOffice_Level1"/>
-      <w:bookmarkStart w:id="59" w:name="_Toc14255_WPSOffice_Level1"/>
+      <w:bookmarkStart w:id="58" w:name="_Toc15840_WPSOffice_Level1"/>
+      <w:bookmarkStart w:id="59" w:name="_Toc24085_WPSOffice_Level1"/>
       <w:bookmarkStart w:id="60" w:name="_Toc9142"/>
-      <w:bookmarkStart w:id="61" w:name="_Toc15840_WPSOffice_Level1"/>
+      <w:bookmarkStart w:id="61" w:name="_Toc14255_WPSOffice_Level1"/>
       <w:r>
         <w:rPr>
           <w:rFonts w:hint="eastAsia"/>
@@ -22437,11 +22495,11 @@
           <w:lang w:eastAsia="zh-CN"/>
         </w:rPr>
       </w:pPr>
-      <w:bookmarkStart w:id="62" w:name="_Toc11896_WPSOffice_Level1"/>
-      <w:bookmarkStart w:id="63" w:name="_Toc18699"/>
-      <w:bookmarkStart w:id="64" w:name="_Toc28810_WPSOffice_Level1"/>
-      <w:bookmarkStart w:id="65" w:name="_Hlk33190413"/>
-      <w:bookmarkStart w:id="66" w:name="_Toc11193_WPSOffice_Level1"/>
+      <w:bookmarkStart w:id="62" w:name="_Toc28810_WPSOffice_Level1"/>
+      <w:bookmarkStart w:id="63" w:name="_Hlk33190413"/>
+      <w:bookmarkStart w:id="64" w:name="_Toc11896_WPSOffice_Level1"/>
+      <w:bookmarkStart w:id="65" w:name="_Toc11193_WPSOffice_Level1"/>
+      <w:bookmarkStart w:id="66" w:name="_Toc18699"/>
     </w:p>
     <w:tbl>
       <w:tblPr>
@@ -24843,8 +24901,8 @@
           <w:lang w:eastAsia="zh-CN"/>
         </w:rPr>
       </w:pPr>
-      <w:bookmarkStart w:id="67" w:name="_Toc27207"/>
-      <w:bookmarkStart w:id="68" w:name="_Toc30995"/>
+      <w:bookmarkStart w:id="67" w:name="_Toc30995"/>
+      <w:bookmarkStart w:id="68" w:name="_Toc27207"/>
       <w:r>
         <w:rPr>
           <w:rFonts w:hint="eastAsia"/>
@@ -26375,16 +26433,16 @@
           <w:szCs w:val="22"/>
         </w:rPr>
       </w:pPr>
-      <w:bookmarkStart w:id="75" w:name="_Toc28146"/>
-      <w:bookmarkStart w:id="76" w:name="_Toc3846"/>
-      <w:bookmarkStart w:id="77" w:name="_Toc2352"/>
-      <w:bookmarkStart w:id="78" w:name="_Toc27291"/>
+      <w:bookmarkStart w:id="75" w:name="_Toc2352"/>
+      <w:bookmarkStart w:id="76" w:name="_Toc26146"/>
+      <w:bookmarkStart w:id="77" w:name="_Toc28146"/>
+      <w:bookmarkStart w:id="78" w:name="_Toc29283"/>
       <w:bookmarkStart w:id="79" w:name="_Toc32060"/>
-      <w:bookmarkStart w:id="80" w:name="_Toc1171"/>
+      <w:bookmarkStart w:id="80" w:name="_Toc3846"/>
       <w:bookmarkStart w:id="81" w:name="_Toc1823"/>
-      <w:bookmarkStart w:id="82" w:name="_Toc5400"/>
-      <w:bookmarkStart w:id="83" w:name="_Toc26146"/>
-      <w:bookmarkStart w:id="84" w:name="_Toc29283"/>
+      <w:bookmarkStart w:id="82" w:name="_Toc27291"/>
+      <w:bookmarkStart w:id="83" w:name="_Toc5400"/>
+      <w:bookmarkStart w:id="84" w:name="_Toc1171"/>
       <w:r>
         <w:rPr>
           <w:b w:val="0"/>
@@ -26553,14 +26611,14 @@
         </w:rPr>
       </w:pPr>
       <w:bookmarkStart w:id="85" w:name="_Toc22196"/>
-      <w:bookmarkStart w:id="86" w:name="_Toc126"/>
-      <w:bookmarkStart w:id="87" w:name="_Toc30035"/>
-      <w:bookmarkStart w:id="88" w:name="_Toc783"/>
-      <w:bookmarkStart w:id="89" w:name="_Toc10299"/>
-      <w:bookmarkStart w:id="90" w:name="_Toc12456"/>
-      <w:bookmarkStart w:id="91" w:name="_Toc17967"/>
-      <w:bookmarkStart w:id="92" w:name="_Toc32450"/>
-      <w:bookmarkStart w:id="93" w:name="_Toc21034"/>
+      <w:bookmarkStart w:id="86" w:name="_Toc30035"/>
+      <w:bookmarkStart w:id="87" w:name="_Toc32450"/>
+      <w:bookmarkStart w:id="88" w:name="_Toc10299"/>
+      <w:bookmarkStart w:id="89" w:name="_Toc21034"/>
+      <w:bookmarkStart w:id="90" w:name="_Toc17967"/>
+      <w:bookmarkStart w:id="91" w:name="_Toc126"/>
+      <w:bookmarkStart w:id="92" w:name="_Toc783"/>
+      <w:bookmarkStart w:id="93" w:name="_Toc12456"/>
       <w:bookmarkStart w:id="94" w:name="_Toc3497"/>
       <w:r>
         <w:rPr>
@@ -26695,7 +26753,6 @@
         </w:rPr>
         <w:t xml:space="preserve"> </w:t>
       </w:r>
-      <w:bookmarkStart w:id="109" w:name="_GoBack"/>
       <w:r>
         <w:rPr>
           <w:rFonts w:hint="eastAsia" w:ascii="Times New Roman" w:hAnsi="Times New Roman" w:eastAsia="微软雅黑" w:cs="Times New Roman"/>
@@ -26708,15 +26765,7 @@
           <w:rFonts w:hint="eastAsia" w:ascii="Times New Roman" w:hAnsi="Times New Roman" w:eastAsia="微软雅黑" w:cs="Times New Roman"/>
           <w:lang w:eastAsia="zh-CN"/>
         </w:rPr>
-        <w:t>族中</w:t>
-      </w:r>
-      <w:bookmarkEnd w:id="109"/>
-      <w:r>
-        <w:rPr>
-          <w:rFonts w:hint="eastAsia" w:ascii="Times New Roman" w:hAnsi="Times New Roman" w:eastAsia="微软雅黑" w:cs="Times New Roman"/>
-          <w:lang w:eastAsia="zh-CN"/>
-        </w:rPr>
-        <w:t>有≥3个同支的一级和/或二级亲属确诊为胰腺外分泌癌时，即使家族中没有携带已知的胚系致病/疑似致病突变也要进行筛查。</w:t>
+        <w:t>族中有≥3个同支的一级和/或二级亲属确诊为胰腺外分泌癌时，即使家族中没有携带已知的胚系致病/疑似致病突变也要进行筛查。</w:t>
       </w:r>
     </w:p>
     <w:p>
@@ -26790,13 +26839,13 @@
           <w:lang w:eastAsia="zh-CN"/>
         </w:rPr>
       </w:pPr>
-      <w:bookmarkStart w:id="95" w:name="_Toc5535"/>
-      <w:bookmarkStart w:id="96" w:name="_Toc3409"/>
-      <w:bookmarkStart w:id="97" w:name="_Toc15114"/>
+      <w:bookmarkStart w:id="95" w:name="_Toc15114"/>
+      <w:bookmarkStart w:id="96" w:name="_Toc5535"/>
+      <w:bookmarkStart w:id="97" w:name="_Toc3409"/>
       <w:bookmarkStart w:id="98" w:name="_Toc28454_WPSOffice_Level1"/>
       <w:bookmarkStart w:id="99" w:name="_Toc20170_WPSOffice_Level1"/>
-      <w:bookmarkStart w:id="100" w:name="_Toc26985_WPSOffice_Level1"/>
-      <w:bookmarkStart w:id="101" w:name="_Toc24980"/>
+      <w:bookmarkStart w:id="100" w:name="_Toc24980"/>
+      <w:bookmarkStart w:id="101" w:name="_Toc26985_WPSOffice_Level1"/>
       <w:r>
         <w:rPr>
           <w:rFonts w:hint="eastAsia"/>
@@ -27015,8 +27064,8 @@
         </w:rPr>
       </w:pPr>
       <w:bookmarkStart w:id="102" w:name="_Toc18086"/>
-      <w:bookmarkStart w:id="103" w:name="_Toc5404"/>
-      <w:bookmarkStart w:id="104" w:name="_Toc22162_WPSOffice_Level1"/>
+      <w:bookmarkStart w:id="103" w:name="_Toc22162_WPSOffice_Level1"/>
+      <w:bookmarkStart w:id="104" w:name="_Toc5404"/>
       <w:bookmarkStart w:id="105" w:name="_Toc13275"/>
       <w:bookmarkStart w:id="106" w:name="_Toc19584_WPSOffice_Level1"/>
       <w:bookmarkStart w:id="107" w:name="_Toc22623"/>

--- a/WebContent/docx/中国人群BRCA12基因分子分型研究_体系-苏州市立医院-本部&北区.docx
+++ b/WebContent/docx/中国人群BRCA12基因分子分型研究_体系-苏州市立医院-本部&北区.docx
@@ -2235,11 +2235,11 @@
         </w:rPr>
         <w:fldChar w:fldCharType="end"/>
       </w:r>
-      <w:bookmarkStart w:id="0" w:name="_Toc21009_WPSOffice_Level1"/>
-      <w:bookmarkStart w:id="1" w:name="_Toc30143_WPSOffice_Level1"/>
-      <w:bookmarkStart w:id="2" w:name="_Toc21669"/>
+      <w:bookmarkStart w:id="0" w:name="_Toc24178_WPSOffice_Level1"/>
+      <w:bookmarkStart w:id="1" w:name="_Toc21009_WPSOffice_Level1"/>
+      <w:bookmarkStart w:id="2" w:name="_Toc30143_WPSOffice_Level1"/>
       <w:bookmarkStart w:id="3" w:name="_Toc13806"/>
-      <w:bookmarkStart w:id="4" w:name="_Toc24178_WPSOffice_Level1"/>
+      <w:bookmarkStart w:id="4" w:name="_Toc21669"/>
     </w:p>
     <w:p>
       <w:pPr>
@@ -3130,8 +3130,8 @@
         </w:rPr>
       </w:pPr>
       <w:bookmarkStart w:id="6" w:name="_Toc17451"/>
-      <w:bookmarkStart w:id="7" w:name="_Toc11015_WPSOffice_Level1"/>
-      <w:bookmarkStart w:id="8" w:name="_Toc7021_WPSOffice_Level1"/>
+      <w:bookmarkStart w:id="7" w:name="_Toc7021_WPSOffice_Level1"/>
+      <w:bookmarkStart w:id="8" w:name="_Toc11015_WPSOffice_Level1"/>
       <w:bookmarkStart w:id="9" w:name="_Toc18062_WPSOffice_Level1"/>
       <w:bookmarkStart w:id="10" w:name="_Toc13140"/>
       <w:bookmarkStart w:id="11" w:name="_Toc3823"/>
@@ -3182,7 +3182,27 @@
           <w:szCs w:val="21"/>
           <w:lang w:eastAsia="zh-CN"/>
         </w:rPr>
-        <w:t>BRCA1/2基因全外显子±20 bp内含子区域进行高通量测序，检测BRCA1/2基因的靶向用药信息，适用于乳腺癌、卵巢癌、宫颈癌、子宫内膜癌、前列腺癌及胰腺癌等癌种。检测突变形式为点突变（SNV）、小片段插入缺失（INDEL）。</w:t>
+        <w:t>BRCA1/2基因全外显子±20 bp内含子区域进行高通量测序，检测BRCA1/2基因的靶向用药信息，适用于乳腺癌、卵巢癌、宫颈癌、子宫内膜癌、前列腺癌及胰腺癌等癌种。检测突变形式为点突变（SNV）、小片段插入缺失（INDEL）、拷贝数变异</w:t>
+      </w:r>
+      <w:r>
+        <w:rPr>
+          <w:rFonts w:hint="eastAsia" w:ascii="Times New Roman" w:hAnsi="Times New Roman" w:eastAsia="微软雅黑" w:cs="Times New Roman"/>
+          <w:bCs/>
+          <w:sz w:val="21"/>
+          <w:szCs w:val="21"/>
+          <w:lang w:eastAsia="zh-CN"/>
+        </w:rPr>
+        <w:t>（CNV）</w:t>
+      </w:r>
+      <w:r>
+        <w:rPr>
+          <w:rFonts w:ascii="Times New Roman" w:hAnsi="Times New Roman" w:eastAsia="微软雅黑" w:cs="Times New Roman"/>
+          <w:bCs/>
+          <w:sz w:val="21"/>
+          <w:szCs w:val="21"/>
+          <w:lang w:eastAsia="zh-CN"/>
+        </w:rPr>
+        <w:t>。</w:t>
       </w:r>
       <w:r>
         <w:rPr>
@@ -3312,9 +3332,9 @@
         </w:rPr>
       </w:pPr>
       <w:bookmarkStart w:id="12" w:name="_Toc23369_WPSOffice_Level1"/>
-      <w:bookmarkStart w:id="13" w:name="_Toc6221_WPSOffice_Level1"/>
+      <w:bookmarkStart w:id="13" w:name="_Toc18058"/>
       <w:bookmarkStart w:id="14" w:name="_Toc25920"/>
-      <w:bookmarkStart w:id="15" w:name="_Toc18058"/>
+      <w:bookmarkStart w:id="15" w:name="_Toc6221_WPSOffice_Level1"/>
       <w:bookmarkStart w:id="16" w:name="_Toc18978"/>
       <w:bookmarkStart w:id="17" w:name="_Toc534807930"/>
       <w:r>
@@ -3377,8 +3397,8 @@
           <w:lang w:eastAsia="zh-CN"/>
         </w:rPr>
       </w:pPr>
-      <w:bookmarkStart w:id="18" w:name="_Toc149832728"/>
-      <w:bookmarkStart w:id="19" w:name="_Toc149826003"/>
+      <w:bookmarkStart w:id="18" w:name="_Toc149826003"/>
+      <w:bookmarkStart w:id="19" w:name="_Toc149832728"/>
       <w:bookmarkStart w:id="20" w:name="_Toc12395"/>
       <w:bookmarkStart w:id="21" w:name="_Toc11674"/>
       <w:r>
@@ -3432,6 +3452,12 @@
             <w:insideH w:val="single" w:color="A4A4A4" w:sz="4" w:space="0"/>
             <w:insideV w:val="single" w:color="A4A4A4" w:sz="4" w:space="0"/>
           </w:tblBorders>
+          <w:tblCellMar>
+            <w:top w:w="0" w:type="dxa"/>
+            <w:left w:w="0" w:type="dxa"/>
+            <w:bottom w:w="0" w:type="dxa"/>
+            <w:right w:w="0" w:type="dxa"/>
+          </w:tblCellMar>
         </w:tblPrEx>
         <w:trPr>
           <w:trHeight w:val="488" w:hRule="atLeast"/>
@@ -4673,7 +4699,7 @@
                 </mc:Choice>
                 <mc:Fallback>
                   <w:pict>
-                    <v:group id="_x0000_s1026" o:spid="_x0000_s1026" o:spt="203" style="position:absolute;left:0pt;margin-left:0.6pt;margin-top:-37.8pt;height:113.6pt;width:240.8pt;z-index:251659264;mso-width-relative:page;mso-height-relative:page;" coordorigin="19211,18842" coordsize="4816,2272" o:gfxdata="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">
+                    <v:group id="_x0000_s1026" o:spid="_x0000_s1026" o:spt="203" style="position:absolute;left:0pt;margin-left:0.6pt;margin-top:-37.8pt;height:113.6pt;width:240.8pt;z-index:251659264;mso-width-relative:page;mso-height-relative:page;" coordorigin="19211,18842" coordsize="4816,2272" o:gfxdata="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">
                       <o:lock v:ext="edit" aspectratio="f"/>
                       <v:group id="组合 6" o:spid="_x0000_s1026" o:spt="203" style="position:absolute;left:19211;top:18842;height:2273;width:4816;" coordorigin="19199,18902" coordsize="4816,2273" o:gfxdata="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">
                         <o:lock v:ext="edit" aspectratio="f"/>
@@ -5234,7 +5260,7 @@
                 </mc:Choice>
                 <mc:Fallback>
                   <w:pict>
-                    <v:group id="_x0000_s1026" o:spid="_x0000_s1026" o:spt="203" style="position:absolute;left:0pt;margin-left:0pt;margin-top:-29.2pt;height:113.65pt;width:246.8pt;z-index:251660288;mso-width-relative:page;mso-height-relative:page;" coordorigin="19199,20810" coordsize="4936,2273" o:gfxdata="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">
+                    <v:group id="_x0000_s1026" o:spid="_x0000_s1026" o:spt="203" style="position:absolute;left:0pt;margin-left:0pt;margin-top:-29.2pt;height:113.65pt;width:246.8pt;z-index:251660288;mso-width-relative:page;mso-height-relative:page;" coordorigin="19199,20810" coordsize="4936,2273" o:gfxdata="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">
                       <o:lock v:ext="edit" aspectratio="f"/>
                       <v:group id="组合 23" o:spid="_x0000_s1026" o:spt="203" style="position:absolute;left:19199;top:20810;height:2273;width:4936;" coordorigin="19199,20810" coordsize="4936,2273" o:gfxdata="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">
                         <o:lock v:ext="edit" aspectratio="f"/>
@@ -5580,11 +5606,11 @@
           </w14:shadow>
         </w:rPr>
       </w:pPr>
-      <w:bookmarkStart w:id="22" w:name="_Toc2781"/>
-      <w:bookmarkStart w:id="23" w:name="_Toc20136_WPSOffice_Level1"/>
-      <w:bookmarkStart w:id="24" w:name="_Toc22132"/>
-      <w:bookmarkStart w:id="25" w:name="_Toc30503"/>
-      <w:bookmarkStart w:id="26" w:name="_Toc19898_WPSOffice_Level1"/>
+      <w:bookmarkStart w:id="22" w:name="_Toc20136_WPSOffice_Level1"/>
+      <w:bookmarkStart w:id="23" w:name="_Toc22132"/>
+      <w:bookmarkStart w:id="24" w:name="_Toc30503"/>
+      <w:bookmarkStart w:id="25" w:name="_Toc19898_WPSOffice_Level1"/>
+      <w:bookmarkStart w:id="26" w:name="_Toc2781"/>
       <w:r>
         <w:rPr>
           <w:rStyle w:val="42"/>
@@ -5626,10 +5652,10 @@
       <w:bookmarkStart w:id="29" w:name="_Toc149826007"/>
       <w:bookmarkStart w:id="30" w:name="_Toc2330"/>
       <w:bookmarkStart w:id="31" w:name="_Toc4331_WPSOffice_Level1"/>
-      <w:bookmarkStart w:id="32" w:name="_Toc23846_WPSOffice_Level1"/>
-      <w:bookmarkStart w:id="33" w:name="_Toc25727"/>
+      <w:bookmarkStart w:id="32" w:name="_Toc25727"/>
+      <w:bookmarkStart w:id="33" w:name="_Toc23903"/>
       <w:bookmarkStart w:id="34" w:name="_Toc32443_WPSOffice_Level1"/>
-      <w:bookmarkStart w:id="35" w:name="_Toc23903"/>
+      <w:bookmarkStart w:id="35" w:name="_Toc23846_WPSOffice_Level1"/>
       <w:r>
         <w:rPr>
           <w:rFonts w:hint="eastAsia"/>
@@ -6086,7 +6112,7 @@
                 <w:szCs w:val="21"/>
                 <w:lang w:eastAsia="zh-CN" w:bidi="ar"/>
               </w:rPr>
-              <w:t>变异丰度</w:t>
+              <w:t>变异丰度/拷贝数</w:t>
             </w:r>
           </w:p>
         </w:tc>
@@ -8173,7 +8199,6 @@
                 <w:lang w:eastAsia="zh-CN"/>
               </w:rPr>
             </w:pPr>
-            <w:bookmarkStart w:id="109" w:name="_GoBack" w:colFirst="1" w:colLast="2"/>
             <w:r>
               <w:rPr>
                 <w:rFonts w:hint="eastAsia" w:ascii="Times New Roman" w:hAnsi="Times New Roman" w:eastAsia="微软雅黑" w:cs="Times New Roman"/>
@@ -9479,7 +9504,6 @@
           </w:p>
         </w:tc>
       </w:tr>
-      <w:bookmarkEnd w:id="109"/>
       <w:tr>
         <w:tblPrEx>
           <w:tblBorders>
@@ -10143,6 +10167,30 @@
         </w:rPr>
         <w:t>变异丰度：在某位点产生突变的等位基因在该位点全部等位基因中所占比率。</w:t>
       </w:r>
+    </w:p>
+    <w:p>
+      <w:pPr>
+        <w:pStyle w:val="6"/>
+        <w:numPr>
+          <w:ilvl w:val="0"/>
+          <w:numId w:val="7"/>
+        </w:numPr>
+        <w:rPr>
+          <w:rFonts w:ascii="Times New Roman" w:hAnsi="Times New Roman" w:eastAsia="微软雅黑" w:cs="Times New Roman"/>
+          <w:bCs/>
+          <w:lang w:eastAsia="zh-CN"/>
+        </w:rPr>
+      </w:pPr>
+      <w:r>
+        <w:rPr>
+          <w:rFonts w:hint="eastAsia" w:ascii="Times New Roman" w:hAnsi="Times New Roman" w:eastAsia="微软雅黑" w:cs="Times New Roman"/>
+          <w:bCs/>
+          <w:lang w:eastAsia="zh-CN"/>
+        </w:rPr>
+        <w:t>拷贝数：是指某⼀种基因或某⼀段特定的DNA序列在单倍体基因组中出现的数目。</w:t>
+      </w:r>
+      <w:bookmarkStart w:id="109" w:name="_GoBack"/>
+      <w:bookmarkEnd w:id="109"/>
       <w:r>
         <w:rPr>
           <w:rFonts w:hint="eastAsia" w:ascii="Times New Roman" w:hAnsi="Times New Roman" w:eastAsia="微软雅黑" w:cs="Times New Roman"/>
@@ -10306,9 +10354,9 @@
         </w:rPr>
       </w:pPr>
       <w:bookmarkStart w:id="37" w:name="_Toc149826011"/>
-      <w:bookmarkStart w:id="38" w:name="_Toc16158"/>
-      <w:bookmarkStart w:id="39" w:name="_Toc26618"/>
-      <w:bookmarkStart w:id="40" w:name="_Toc149832735"/>
+      <w:bookmarkStart w:id="38" w:name="_Toc26618"/>
+      <w:bookmarkStart w:id="39" w:name="_Toc149832735"/>
+      <w:bookmarkStart w:id="40" w:name="_Toc16158"/>
       <w:r>
         <w:rPr>
           <w:rFonts w:hint="eastAsia"/>
@@ -13399,14 +13447,14 @@
         </w:rPr>
       </w:pPr>
       <w:bookmarkStart w:id="41" w:name="_Toc180"/>
-      <w:bookmarkStart w:id="42" w:name="_Toc18793"/>
-      <w:bookmarkStart w:id="43" w:name="_Toc30627"/>
-      <w:bookmarkStart w:id="44" w:name="_Toc149826012"/>
-      <w:bookmarkStart w:id="45" w:name="_Toc149832736"/>
+      <w:bookmarkStart w:id="42" w:name="_Toc149832736"/>
+      <w:bookmarkStart w:id="43" w:name="_Toc18793"/>
+      <w:bookmarkStart w:id="44" w:name="_Toc30627"/>
+      <w:bookmarkStart w:id="45" w:name="_Toc149826012"/>
       <w:bookmarkStart w:id="46" w:name="_Toc27302"/>
-      <w:bookmarkStart w:id="47" w:name="_Toc13196_WPSOffice_Level1"/>
-      <w:bookmarkStart w:id="48" w:name="_Toc1707_WPSOffice_Level1"/>
-      <w:bookmarkStart w:id="49" w:name="_Toc21764_WPSOffice_Level1"/>
+      <w:bookmarkStart w:id="47" w:name="_Toc1707_WPSOffice_Level1"/>
+      <w:bookmarkStart w:id="48" w:name="_Toc21764_WPSOffice_Level1"/>
+      <w:bookmarkStart w:id="49" w:name="_Toc13196_WPSOffice_Level1"/>
       <w:bookmarkStart w:id="50" w:name="_Toc28240"/>
       <w:r>
         <w:rPr>
@@ -13442,9 +13490,9 @@
       </w:pPr>
       <w:bookmarkStart w:id="51" w:name="_Toc17534"/>
       <w:bookmarkStart w:id="52" w:name="_Toc32302"/>
-      <w:bookmarkStart w:id="53" w:name="_Toc149832737"/>
+      <w:bookmarkStart w:id="53" w:name="_Toc8516"/>
       <w:bookmarkStart w:id="54" w:name="_Toc149826013"/>
-      <w:bookmarkStart w:id="55" w:name="_Toc8516"/>
+      <w:bookmarkStart w:id="55" w:name="_Toc149832737"/>
       <w:r>
         <w:rPr>
           <w:rFonts w:hint="eastAsia"/>
@@ -22471,10 +22519,10 @@
           <w:lang w:eastAsia="zh-CN"/>
         </w:rPr>
       </w:pPr>
-      <w:bookmarkStart w:id="58" w:name="_Toc15840_WPSOffice_Level1"/>
-      <w:bookmarkStart w:id="59" w:name="_Toc24085_WPSOffice_Level1"/>
-      <w:bookmarkStart w:id="60" w:name="_Toc9142"/>
-      <w:bookmarkStart w:id="61" w:name="_Toc14255_WPSOffice_Level1"/>
+      <w:bookmarkStart w:id="58" w:name="_Toc9142"/>
+      <w:bookmarkStart w:id="59" w:name="_Toc15840_WPSOffice_Level1"/>
+      <w:bookmarkStart w:id="60" w:name="_Toc14255_WPSOffice_Level1"/>
+      <w:bookmarkStart w:id="61" w:name="_Toc24085_WPSOffice_Level1"/>
       <w:r>
         <w:rPr>
           <w:rFonts w:hint="eastAsia"/>
@@ -25077,8 +25125,8 @@
                 <w:szCs w:val="18"/>
               </w:rPr>
             </w:pPr>
-            <w:bookmarkStart w:id="70" w:name="_Toc12835"/>
-            <w:bookmarkStart w:id="71" w:name="_Toc8003"/>
+            <w:bookmarkStart w:id="70" w:name="_Toc8003"/>
+            <w:bookmarkStart w:id="71" w:name="_Toc12835"/>
             <w:r>
               <w:rPr>
                 <w:rFonts w:ascii="Times New Roman" w:hAnsi="Times New Roman" w:eastAsia="微软雅黑" w:cs="Times New Roman"/>
@@ -25712,9 +25760,9 @@
           <w:lang w:eastAsia="zh-CN"/>
         </w:rPr>
       </w:pPr>
-      <w:bookmarkStart w:id="72" w:name="_Toc6303"/>
-      <w:bookmarkStart w:id="73" w:name="_Toc26220"/>
-      <w:bookmarkStart w:id="74" w:name="_Toc9287"/>
+      <w:bookmarkStart w:id="72" w:name="_Toc9287"/>
+      <w:bookmarkStart w:id="73" w:name="_Toc6303"/>
+      <w:bookmarkStart w:id="74" w:name="_Toc26220"/>
       <w:r>
         <w:rPr>
           <w:rFonts w:hint="eastAsia"/>
@@ -26433,16 +26481,16 @@
           <w:szCs w:val="22"/>
         </w:rPr>
       </w:pPr>
-      <w:bookmarkStart w:id="75" w:name="_Toc2352"/>
-      <w:bookmarkStart w:id="76" w:name="_Toc26146"/>
-      <w:bookmarkStart w:id="77" w:name="_Toc28146"/>
-      <w:bookmarkStart w:id="78" w:name="_Toc29283"/>
-      <w:bookmarkStart w:id="79" w:name="_Toc32060"/>
-      <w:bookmarkStart w:id="80" w:name="_Toc3846"/>
-      <w:bookmarkStart w:id="81" w:name="_Toc1823"/>
-      <w:bookmarkStart w:id="82" w:name="_Toc27291"/>
-      <w:bookmarkStart w:id="83" w:name="_Toc5400"/>
-      <w:bookmarkStart w:id="84" w:name="_Toc1171"/>
+      <w:bookmarkStart w:id="75" w:name="_Toc28146"/>
+      <w:bookmarkStart w:id="76" w:name="_Toc3846"/>
+      <w:bookmarkStart w:id="77" w:name="_Toc27291"/>
+      <w:bookmarkStart w:id="78" w:name="_Toc5400"/>
+      <w:bookmarkStart w:id="79" w:name="_Toc1171"/>
+      <w:bookmarkStart w:id="80" w:name="_Toc32060"/>
+      <w:bookmarkStart w:id="81" w:name="_Toc29283"/>
+      <w:bookmarkStart w:id="82" w:name="_Toc26146"/>
+      <w:bookmarkStart w:id="83" w:name="_Toc1823"/>
+      <w:bookmarkStart w:id="84" w:name="_Toc2352"/>
       <w:r>
         <w:rPr>
           <w:b w:val="0"/>
@@ -26610,16 +26658,16 @@
           <w:szCs w:val="22"/>
         </w:rPr>
       </w:pPr>
-      <w:bookmarkStart w:id="85" w:name="_Toc22196"/>
-      <w:bookmarkStart w:id="86" w:name="_Toc30035"/>
-      <w:bookmarkStart w:id="87" w:name="_Toc32450"/>
-      <w:bookmarkStart w:id="88" w:name="_Toc10299"/>
-      <w:bookmarkStart w:id="89" w:name="_Toc21034"/>
-      <w:bookmarkStart w:id="90" w:name="_Toc17967"/>
-      <w:bookmarkStart w:id="91" w:name="_Toc126"/>
-      <w:bookmarkStart w:id="92" w:name="_Toc783"/>
-      <w:bookmarkStart w:id="93" w:name="_Toc12456"/>
-      <w:bookmarkStart w:id="94" w:name="_Toc3497"/>
+      <w:bookmarkStart w:id="85" w:name="_Toc32450"/>
+      <w:bookmarkStart w:id="86" w:name="_Toc12456"/>
+      <w:bookmarkStart w:id="87" w:name="_Toc30035"/>
+      <w:bookmarkStart w:id="88" w:name="_Toc22196"/>
+      <w:bookmarkStart w:id="89" w:name="_Toc10299"/>
+      <w:bookmarkStart w:id="90" w:name="_Toc21034"/>
+      <w:bookmarkStart w:id="91" w:name="_Toc17967"/>
+      <w:bookmarkStart w:id="92" w:name="_Toc126"/>
+      <w:bookmarkStart w:id="93" w:name="_Toc3497"/>
+      <w:bookmarkStart w:id="94" w:name="_Toc783"/>
       <w:r>
         <w:rPr>
           <w:b w:val="0"/>
@@ -26839,9 +26887,9 @@
           <w:lang w:eastAsia="zh-CN"/>
         </w:rPr>
       </w:pPr>
-      <w:bookmarkStart w:id="95" w:name="_Toc15114"/>
-      <w:bookmarkStart w:id="96" w:name="_Toc5535"/>
-      <w:bookmarkStart w:id="97" w:name="_Toc3409"/>
+      <w:bookmarkStart w:id="95" w:name="_Toc3409"/>
+      <w:bookmarkStart w:id="96" w:name="_Toc15114"/>
+      <w:bookmarkStart w:id="97" w:name="_Toc5535"/>
       <w:bookmarkStart w:id="98" w:name="_Toc28454_WPSOffice_Level1"/>
       <w:bookmarkStart w:id="99" w:name="_Toc20170_WPSOffice_Level1"/>
       <w:bookmarkStart w:id="100" w:name="_Toc24980"/>
@@ -27063,11 +27111,11 @@
           <w:lang w:eastAsia="zh-CN"/>
         </w:rPr>
       </w:pPr>
-      <w:bookmarkStart w:id="102" w:name="_Toc18086"/>
-      <w:bookmarkStart w:id="103" w:name="_Toc22162_WPSOffice_Level1"/>
-      <w:bookmarkStart w:id="104" w:name="_Toc5404"/>
-      <w:bookmarkStart w:id="105" w:name="_Toc13275"/>
-      <w:bookmarkStart w:id="106" w:name="_Toc19584_WPSOffice_Level1"/>
+      <w:bookmarkStart w:id="102" w:name="_Toc13275"/>
+      <w:bookmarkStart w:id="103" w:name="_Toc19584_WPSOffice_Level1"/>
+      <w:bookmarkStart w:id="104" w:name="_Toc22162_WPSOffice_Level1"/>
+      <w:bookmarkStart w:id="105" w:name="_Toc5404"/>
+      <w:bookmarkStart w:id="106" w:name="_Toc18086"/>
       <w:bookmarkStart w:id="107" w:name="_Toc22623"/>
       <w:bookmarkStart w:id="108" w:name="_Toc14611_WPSOffice_Level1"/>
       <w:r>

--- a/WebContent/docx/中国人群BRCA12基因分子分型研究_体系-苏州市立医院-本部&北区.docx
+++ b/WebContent/docx/中国人群BRCA12基因分子分型研究_体系-苏州市立医院-本部&北区.docx
@@ -2235,11 +2235,11 @@
         </w:rPr>
         <w:fldChar w:fldCharType="end"/>
       </w:r>
-      <w:bookmarkStart w:id="0" w:name="_Toc24178_WPSOffice_Level1"/>
-      <w:bookmarkStart w:id="1" w:name="_Toc21009_WPSOffice_Level1"/>
-      <w:bookmarkStart w:id="2" w:name="_Toc30143_WPSOffice_Level1"/>
-      <w:bookmarkStart w:id="3" w:name="_Toc13806"/>
-      <w:bookmarkStart w:id="4" w:name="_Toc21669"/>
+      <w:bookmarkStart w:id="0" w:name="_Toc30143_WPSOffice_Level1"/>
+      <w:bookmarkStart w:id="1" w:name="_Toc21669"/>
+      <w:bookmarkStart w:id="2" w:name="_Toc13806"/>
+      <w:bookmarkStart w:id="3" w:name="_Toc24178_WPSOffice_Level1"/>
+      <w:bookmarkStart w:id="4" w:name="_Toc21009_WPSOffice_Level1"/>
     </w:p>
     <w:p>
       <w:pPr>
@@ -3129,11 +3129,11 @@
           </w14:shadow>
         </w:rPr>
       </w:pPr>
-      <w:bookmarkStart w:id="6" w:name="_Toc17451"/>
+      <w:bookmarkStart w:id="6" w:name="_Toc13140"/>
       <w:bookmarkStart w:id="7" w:name="_Toc7021_WPSOffice_Level1"/>
-      <w:bookmarkStart w:id="8" w:name="_Toc11015_WPSOffice_Level1"/>
-      <w:bookmarkStart w:id="9" w:name="_Toc18062_WPSOffice_Level1"/>
-      <w:bookmarkStart w:id="10" w:name="_Toc13140"/>
+      <w:bookmarkStart w:id="8" w:name="_Toc18062_WPSOffice_Level1"/>
+      <w:bookmarkStart w:id="9" w:name="_Toc17451"/>
+      <w:bookmarkStart w:id="10" w:name="_Toc11015_WPSOffice_Level1"/>
       <w:bookmarkStart w:id="11" w:name="_Toc3823"/>
       <w:r>
         <w:rPr>
@@ -3331,10 +3331,10 @@
           </w14:shadow>
         </w:rPr>
       </w:pPr>
-      <w:bookmarkStart w:id="12" w:name="_Toc23369_WPSOffice_Level1"/>
-      <w:bookmarkStart w:id="13" w:name="_Toc18058"/>
-      <w:bookmarkStart w:id="14" w:name="_Toc25920"/>
-      <w:bookmarkStart w:id="15" w:name="_Toc6221_WPSOffice_Level1"/>
+      <w:bookmarkStart w:id="12" w:name="_Toc18058"/>
+      <w:bookmarkStart w:id="13" w:name="_Toc6221_WPSOffice_Level1"/>
+      <w:bookmarkStart w:id="14" w:name="_Toc23369_WPSOffice_Level1"/>
+      <w:bookmarkStart w:id="15" w:name="_Toc25920"/>
       <w:bookmarkStart w:id="16" w:name="_Toc18978"/>
       <w:bookmarkStart w:id="17" w:name="_Toc534807930"/>
       <w:r>
@@ -3397,8 +3397,8 @@
           <w:lang w:eastAsia="zh-CN"/>
         </w:rPr>
       </w:pPr>
-      <w:bookmarkStart w:id="18" w:name="_Toc149826003"/>
-      <w:bookmarkStart w:id="19" w:name="_Toc149832728"/>
+      <w:bookmarkStart w:id="18" w:name="_Toc149832728"/>
+      <w:bookmarkStart w:id="19" w:name="_Toc149826003"/>
       <w:bookmarkStart w:id="20" w:name="_Toc12395"/>
       <w:bookmarkStart w:id="21" w:name="_Toc11674"/>
       <w:r>
@@ -4489,7 +4489,7 @@
           </w:tblCellMar>
         </w:tblPrEx>
         <w:trPr>
-          <w:trHeight w:val="441" w:hRule="exact"/>
+          <w:trHeight w:val="680" w:hRule="exact"/>
           <w:jc w:val="right"/>
         </w:trPr>
         <w:tc>
@@ -4540,192 +4540,12 @@
             </w:pPr>
             <w:r>
               <w:rPr>
-                <w:sz w:val="22"/>
-              </w:rPr>
-              <mc:AlternateContent>
-                <mc:Choice Requires="wpg">
-                  <w:drawing>
-                    <wp:anchor distT="0" distB="0" distL="114300" distR="114300" simplePos="0" relativeHeight="251659264" behindDoc="0" locked="0" layoutInCell="1" allowOverlap="1">
-                      <wp:simplePos x="0" y="0"/>
-                      <wp:positionH relativeFrom="column">
-                        <wp:posOffset>7620</wp:posOffset>
-                      </wp:positionH>
-                      <wp:positionV relativeFrom="paragraph">
-                        <wp:posOffset>-480060</wp:posOffset>
-                      </wp:positionV>
-                      <wp:extent cx="3058160" cy="1442720"/>
-                      <wp:effectExtent l="0" t="0" r="5080" b="5080"/>
-                      <wp:wrapNone/>
-                      <wp:docPr id="9" name="组合 9"/>
-                      <wp:cNvGraphicFramePr/>
-                      <a:graphic xmlns:a="http://schemas.openxmlformats.org/drawingml/2006/main">
-                        <a:graphicData uri="http://schemas.microsoft.com/office/word/2010/wordprocessingGroup">
-                          <wpg:wgp>
-                            <wpg:cNvGrpSpPr/>
-                            <wpg:grpSpPr>
-                              <a:xfrm>
-                                <a:off x="0" y="0"/>
-                                <a:ext cx="3058160" cy="1442720"/>
-                                <a:chOff x="19211" y="18842"/>
-                                <a:chExt cx="4816" cy="2272"/>
-                              </a:xfrm>
-                            </wpg:grpSpPr>
-                            <wpg:grpSp>
-                              <wpg:cNvPr id="7" name="组合 6"/>
-                              <wpg:cNvGrpSpPr/>
-                              <wpg:grpSpPr>
-                                <a:xfrm>
-                                  <a:off x="19211" y="18842"/>
-                                  <a:ext cx="4816" cy="2273"/>
-                                  <a:chOff x="19199" y="18902"/>
-                                  <a:chExt cx="4816" cy="2273"/>
-                                </a:xfrm>
-                              </wpg:grpSpPr>
-                              <pic:pic xmlns:pic="http://schemas.openxmlformats.org/drawingml/2006/picture">
-                                <pic:nvPicPr>
-                                  <pic:cNvPr id="16" name="图片 6" descr="蔡冬雪"/>
-                                  <pic:cNvPicPr>
-                                    <a:picLocks noChangeAspect="1"/>
-                                  </pic:cNvPicPr>
-                                </pic:nvPicPr>
-                                <pic:blipFill>
-                                  <a:blip r:embed="rId11">
-                                    <a:clrChange>
-                                      <a:clrFrom>
-                                        <a:srgbClr val="FFFFFF">
-                                          <a:alpha val="100000"/>
-                                        </a:srgbClr>
-                                      </a:clrFrom>
-                                      <a:clrTo>
-                                        <a:srgbClr val="FFFFFF">
-                                          <a:alpha val="100000"/>
-                                          <a:alpha val="0"/>
-                                        </a:srgbClr>
-                                      </a:clrTo>
-                                    </a:clrChange>
-                                  </a:blip>
-                                  <a:srcRect l="18656" t="33322" r="18897" b="26699"/>
-                                  <a:stretch>
-                                    <a:fillRect/>
-                                  </a:stretch>
-                                </pic:blipFill>
-                                <pic:spPr>
-                                  <a:xfrm>
-                                    <a:off x="19199" y="19551"/>
-                                    <a:ext cx="1261" cy="566"/>
-                                  </a:xfrm>
-                                  <a:prstGeom prst="rect">
-                                    <a:avLst/>
-                                  </a:prstGeom>
-                                </pic:spPr>
-                              </pic:pic>
-                              <pic:pic xmlns:pic="http://schemas.openxmlformats.org/drawingml/2006/picture">
-                                <pic:nvPicPr>
-                                  <pic:cNvPr id="21" name="图片 25"/>
-                                  <pic:cNvPicPr>
-                                    <a:picLocks noChangeAspect="1" noChangeArrowheads="1"/>
-                                  </pic:cNvPicPr>
-                                </pic:nvPicPr>
-                                <pic:blipFill>
-                                  <a:blip r:embed="rId12">
-                                    <a:extLst>
-                                      <a:ext uri="{28A0092B-C50C-407E-A947-70E740481C1C}">
-                                        <a14:useLocalDpi xmlns:a14="http://schemas.microsoft.com/office/drawing/2010/main" val="0"/>
-                                      </a:ext>
-                                    </a:extLst>
-                                  </a:blip>
-                                  <a:srcRect/>
-                                  <a:stretch>
-                                    <a:fillRect/>
-                                  </a:stretch>
-                                </pic:blipFill>
-                                <pic:spPr>
-                                  <a:xfrm>
-                                    <a:off x="21742" y="18902"/>
-                                    <a:ext cx="2273" cy="2273"/>
-                                  </a:xfrm>
-                                  <a:prstGeom prst="rect">
-                                    <a:avLst/>
-                                  </a:prstGeom>
-                                  <a:noFill/>
-                                  <a:ln>
-                                    <a:noFill/>
-                                  </a:ln>
-                                </pic:spPr>
-                              </pic:pic>
-                            </wpg:grpSp>
-                            <pic:pic xmlns:pic="http://schemas.openxmlformats.org/drawingml/2006/picture">
-                              <pic:nvPicPr>
-                                <pic:cNvPr id="8" name="图片 4" descr="王建丽"/>
-                                <pic:cNvPicPr>
-                                  <a:picLocks noChangeAspect="1"/>
-                                </pic:cNvPicPr>
-                              </pic:nvPicPr>
-                              <pic:blipFill>
-                                <a:blip r:embed="rId13">
-                                  <a:clrChange>
-                                    <a:clrFrom>
-                                      <a:srgbClr val="FFFFFF">
-                                        <a:alpha val="100000"/>
-                                      </a:srgbClr>
-                                    </a:clrFrom>
-                                    <a:clrTo>
-                                      <a:srgbClr val="FFFFFF">
-                                        <a:alpha val="100000"/>
-                                        <a:alpha val="0"/>
-                                      </a:srgbClr>
-                                    </a:clrTo>
-                                  </a:clrChange>
-                                </a:blip>
-                                <a:stretch>
-                                  <a:fillRect/>
-                                </a:stretch>
-                              </pic:blipFill>
-                              <pic:spPr>
-                                <a:xfrm>
-                                  <a:off x="22261" y="19395"/>
-                                  <a:ext cx="1258" cy="713"/>
-                                </a:xfrm>
-                                <a:prstGeom prst="rect">
-                                  <a:avLst/>
-                                </a:prstGeom>
-                              </pic:spPr>
-                            </pic:pic>
-                          </wpg:wgp>
-                        </a:graphicData>
-                      </a:graphic>
-                    </wp:anchor>
-                  </w:drawing>
-                </mc:Choice>
-                <mc:Fallback>
-                  <w:pict>
-                    <v:group id="_x0000_s1026" o:spid="_x0000_s1026" o:spt="203" style="position:absolute;left:0pt;margin-left:0.6pt;margin-top:-37.8pt;height:113.6pt;width:240.8pt;z-index:251659264;mso-width-relative:page;mso-height-relative:page;" coordorigin="19211,18842" coordsize="4816,2272" o:gfxdata="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">
-                      <o:lock v:ext="edit" aspectratio="f"/>
-                      <v:group id="组合 6" o:spid="_x0000_s1026" o:spt="203" style="position:absolute;left:19211;top:18842;height:2273;width:4816;" coordorigin="19199,18902" coordsize="4816,2273" o:gfxdata="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">
-                        <o:lock v:ext="edit" aspectratio="f"/>
-                        <v:shape id="图片 6" o:spid="_x0000_s1026" o:spt="75" alt="蔡冬雪" type="#_x0000_t75" style="position:absolute;left:19199;top:19551;height:566;width:1261;" filled="f" o:preferrelative="t" stroked="f" coordsize="21600,21600" o:gfxdata="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">
-                          <v:fill on="f" focussize="0,0"/>
-                          <v:stroke on="f"/>
-                          <v:imagedata r:id="rId11" cropleft="12226f" croptop="21838f" cropright="12384f" cropbottom="17497f" chromakey="#FFFFFF" o:title=""/>
-                          <o:lock v:ext="edit" aspectratio="t"/>
-                        </v:shape>
-                        <v:shape id="图片 25" o:spid="_x0000_s1026" o:spt="75" type="#_x0000_t75" style="position:absolute;left:21742;top:18902;height:2273;width:2273;" filled="f" o:preferrelative="t" stroked="f" coordsize="21600,21600" o:gfxdata="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">
-                          <v:fill on="f" focussize="0,0"/>
-                          <v:stroke on="f"/>
-                          <v:imagedata r:id="rId12" o:title=""/>
-                          <o:lock v:ext="edit" aspectratio="t"/>
-                        </v:shape>
-                      </v:group>
-                      <v:shape id="图片 4" o:spid="_x0000_s1026" o:spt="75" alt="王建丽" type="#_x0000_t75" style="position:absolute;left:22261;top:19395;height:713;width:1258;" filled="f" o:preferrelative="t" stroked="f" coordsize="21600,21600" o:gfxdata="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">
-                        <v:fill on="f" focussize="0,0"/>
-                        <v:stroke on="f"/>
-                        <v:imagedata r:id="rId13" chromakey="#FFFFFF" o:title=""/>
-                        <o:lock v:ext="edit" aspectratio="t"/>
-                      </v:shape>
-                    </v:group>
-                  </w:pict>
-                </mc:Fallback>
-              </mc:AlternateContent>
+                <w:rFonts w:hint="eastAsia" w:ascii="Times New Roman" w:hAnsi="Times New Roman" w:cs="Times New Roman"/>
+                <w:b/>
+                <w:sz w:val="24"/>
+                <w:szCs w:val="24"/>
+              </w:rPr>
+              <w:t>{{"ty_tianjin1"|sign(64,28)}}</w:t>
             </w:r>
           </w:p>
         </w:tc>
@@ -4785,6 +4605,76 @@
                 <w:szCs w:val="24"/>
               </w:rPr>
             </w:pPr>
+            <w:r>
+              <w:rPr>
+                <w:rFonts w:hint="eastAsia" w:ascii="Times New Roman" w:hAnsi="Times New Roman" w:cs="Times New Roman"/>
+                <w:b/>
+                <w:sz w:val="24"/>
+                <w:szCs w:val="24"/>
+              </w:rPr>
+              <w:t>{{"ty_tianjin2"|sign(59,34)}}</w:t>
+            </w:r>
+            <w:r>
+              <w:rPr>
+                <w:sz w:val="18"/>
+              </w:rPr>
+              <w:drawing>
+                <wp:anchor distT="0" distB="0" distL="114300" distR="114300" simplePos="0" relativeHeight="251663360" behindDoc="0" locked="0" layoutInCell="1" allowOverlap="1">
+                  <wp:simplePos x="0" y="0"/>
+                  <wp:positionH relativeFrom="column">
+                    <wp:posOffset>-398145</wp:posOffset>
+                  </wp:positionH>
+                  <wp:positionV relativeFrom="paragraph">
+                    <wp:posOffset>-311785</wp:posOffset>
+                  </wp:positionV>
+                  <wp:extent cx="1443355" cy="1443355"/>
+                  <wp:effectExtent l="0" t="0" r="4445" b="4445"/>
+                  <wp:wrapNone/>
+                  <wp:docPr id="21" name="图片 25"/>
+                  <wp:cNvGraphicFramePr>
+                    <a:graphicFrameLocks xmlns:a="http://schemas.openxmlformats.org/drawingml/2006/main" noChangeAspect="1"/>
+                  </wp:cNvGraphicFramePr>
+                  <a:graphic xmlns:a="http://schemas.openxmlformats.org/drawingml/2006/main">
+                    <a:graphicData uri="http://schemas.openxmlformats.org/drawingml/2006/picture">
+                      <pic:pic xmlns:pic="http://schemas.openxmlformats.org/drawingml/2006/picture">
+                        <pic:nvPicPr>
+                          <pic:cNvPr id="21" name="图片 25"/>
+                          <pic:cNvPicPr>
+                            <a:picLocks noChangeAspect="1" noChangeArrowheads="1"/>
+                          </pic:cNvPicPr>
+                        </pic:nvPicPr>
+                        <pic:blipFill>
+                          <a:blip r:embed="rId11">
+                            <a:extLst>
+                              <a:ext uri="{28A0092B-C50C-407E-A947-70E740481C1C}">
+                                <a14:useLocalDpi xmlns:a14="http://schemas.microsoft.com/office/drawing/2010/main" val="0"/>
+                              </a:ext>
+                            </a:extLst>
+                          </a:blip>
+                          <a:srcRect/>
+                          <a:stretch>
+                            <a:fillRect/>
+                          </a:stretch>
+                        </pic:blipFill>
+                        <pic:spPr>
+                          <a:xfrm>
+                            <a:off x="0" y="0"/>
+                            <a:ext cx="1443355" cy="1443355"/>
+                          </a:xfrm>
+                          <a:prstGeom prst="rect">
+                            <a:avLst/>
+                          </a:prstGeom>
+                          <a:noFill/>
+                          <a:ln>
+                            <a:noFill/>
+                          </a:ln>
+                        </pic:spPr>
+                      </pic:pic>
+                    </a:graphicData>
+                  </a:graphic>
+                </wp:anchor>
+              </w:drawing>
+            </w:r>
           </w:p>
         </w:tc>
       </w:tr>
@@ -4958,56 +4848,66 @@
     <w:p>
       <w:pPr>
         <w:rPr>
+          <w:rFonts w:ascii="Times New Roman" w:hAnsi="Times New Roman" w:eastAsia="微软雅黑" w:cs="Times New Roman"/>
+          <w:sz w:val="24"/>
+          <w:szCs w:val="24"/>
+          <w:lang w:eastAsia="zh-CN"/>
+        </w:rPr>
+      </w:pPr>
+      <w:r>
+        <w:rPr>
+          <w:rFonts w:hint="eastAsia" w:ascii="Times New Roman" w:hAnsi="Times New Roman" w:eastAsia="微软雅黑" w:cs="Times New Roman"/>
+          <w:sz w:val="24"/>
+          <w:szCs w:val="24"/>
+          <w:lang w:eastAsia="zh-CN"/>
+        </w:rPr>
+        <w:t xml:space="preserve">{% endif %}{% if testedby == </w:t>
+      </w:r>
+      <w:r>
+        <w:rPr>
+          <w:rFonts w:ascii="Times New Roman" w:hAnsi="Times New Roman" w:eastAsia="微软雅黑" w:cs="Times New Roman"/>
+          <w:sz w:val="24"/>
+          <w:szCs w:val="24"/>
+          <w:lang w:eastAsia="zh-CN"/>
+        </w:rPr>
+        <w:t>“</w:t>
+      </w:r>
+      <w:r>
+        <w:rPr>
+          <w:rFonts w:hint="eastAsia" w:ascii="Times New Roman" w:hAnsi="Times New Roman" w:eastAsia="微软雅黑" w:cs="Times New Roman"/>
+          <w:sz w:val="24"/>
+          <w:szCs w:val="24"/>
+          <w:lang w:eastAsia="zh-CN"/>
+        </w:rPr>
+        <w:t>2</w:t>
+      </w:r>
+      <w:r>
+        <w:rPr>
+          <w:rFonts w:ascii="Times New Roman" w:hAnsi="Times New Roman" w:eastAsia="微软雅黑" w:cs="Times New Roman"/>
+          <w:sz w:val="24"/>
+          <w:szCs w:val="24"/>
+          <w:lang w:eastAsia="zh-CN"/>
+        </w:rPr>
+        <w:t>”</w:t>
+      </w:r>
+      <w:r>
+        <w:rPr>
+          <w:rFonts w:hint="eastAsia" w:ascii="Times New Roman" w:hAnsi="Times New Roman" w:eastAsia="微软雅黑" w:cs="Times New Roman"/>
+          <w:sz w:val="24"/>
+          <w:szCs w:val="24"/>
+          <w:lang w:eastAsia="zh-CN"/>
+        </w:rPr>
+        <w:t xml:space="preserve"> %}</w:t>
+      </w:r>
+    </w:p>
+    <w:p>
+      <w:pPr>
+        <w:rPr>
           <w:rFonts w:hint="default"/>
           <w:sz w:val="24"/>
           <w:lang w:val="en-US" w:eastAsia="zh-CN"/>
         </w:rPr>
       </w:pPr>
-      <w:r>
-        <w:rPr>
-          <w:rFonts w:hint="eastAsia" w:ascii="Times New Roman" w:hAnsi="Times New Roman" w:eastAsia="微软雅黑" w:cs="Times New Roman"/>
-          <w:sz w:val="24"/>
-          <w:szCs w:val="24"/>
-          <w:lang w:eastAsia="zh-CN"/>
-        </w:rPr>
-        <w:t xml:space="preserve">{% endif %}{% if testedby == </w:t>
-      </w:r>
-      <w:r>
-        <w:rPr>
-          <w:rFonts w:ascii="Times New Roman" w:hAnsi="Times New Roman" w:eastAsia="微软雅黑" w:cs="Times New Roman"/>
-          <w:sz w:val="24"/>
-          <w:szCs w:val="24"/>
-          <w:lang w:eastAsia="zh-CN"/>
-        </w:rPr>
-        <w:t>“</w:t>
-      </w:r>
-      <w:r>
-        <w:rPr>
-          <w:rFonts w:hint="eastAsia" w:ascii="Times New Roman" w:hAnsi="Times New Roman" w:eastAsia="微软雅黑" w:cs="Times New Roman"/>
-          <w:sz w:val="24"/>
-          <w:szCs w:val="24"/>
-          <w:lang w:eastAsia="zh-CN"/>
-        </w:rPr>
-        <w:t>2</w:t>
-      </w:r>
-      <w:r>
-        <w:rPr>
-          <w:rFonts w:ascii="Times New Roman" w:hAnsi="Times New Roman" w:eastAsia="微软雅黑" w:cs="Times New Roman"/>
-          <w:sz w:val="24"/>
-          <w:szCs w:val="24"/>
-          <w:lang w:eastAsia="zh-CN"/>
-        </w:rPr>
-        <w:t>”</w:t>
-      </w:r>
-      <w:r>
-        <w:rPr>
-          <w:rFonts w:hint="eastAsia" w:ascii="Times New Roman" w:hAnsi="Times New Roman" w:eastAsia="微软雅黑" w:cs="Times New Roman"/>
-          <w:sz w:val="24"/>
-          <w:szCs w:val="24"/>
-          <w:lang w:eastAsia="zh-CN"/>
-        </w:rPr>
-        <w:t xml:space="preserve"> %}</w:t>
-      </w:r>
     </w:p>
     <w:p>
       <w:pPr>
@@ -5046,7 +4946,7 @@
           </w:tblCellMar>
         </w:tblPrEx>
         <w:trPr>
-          <w:trHeight w:val="441" w:hRule="exact"/>
+          <w:trHeight w:val="680" w:hRule="exact"/>
           <w:jc w:val="right"/>
         </w:trPr>
         <w:tc>
@@ -5097,196 +4997,12 @@
             </w:pPr>
             <w:r>
               <w:rPr>
-                <w:sz w:val="22"/>
-              </w:rPr>
-              <mc:AlternateContent>
-                <mc:Choice Requires="wpg">
-                  <w:drawing>
-                    <wp:anchor distT="0" distB="0" distL="114300" distR="114300" simplePos="0" relativeHeight="251660288" behindDoc="0" locked="0" layoutInCell="1" allowOverlap="1">
-                      <wp:simplePos x="0" y="0"/>
-                      <wp:positionH relativeFrom="column">
-                        <wp:posOffset>0</wp:posOffset>
-                      </wp:positionH>
-                      <wp:positionV relativeFrom="paragraph">
-                        <wp:posOffset>-370840</wp:posOffset>
-                      </wp:positionV>
-                      <wp:extent cx="3134360" cy="1443355"/>
-                      <wp:effectExtent l="0" t="0" r="5080" b="4445"/>
-                      <wp:wrapNone/>
-                      <wp:docPr id="14" name="组合 14"/>
-                      <wp:cNvGraphicFramePr/>
-                      <a:graphic xmlns:a="http://schemas.openxmlformats.org/drawingml/2006/main">
-                        <a:graphicData uri="http://schemas.microsoft.com/office/word/2010/wordprocessingGroup">
-                          <wpg:wgp>
-                            <wpg:cNvGrpSpPr/>
-                            <wpg:grpSpPr>
-                              <a:xfrm>
-                                <a:off x="0" y="0"/>
-                                <a:ext cx="3134360" cy="1443355"/>
-                                <a:chOff x="19199" y="20810"/>
-                                <a:chExt cx="4936" cy="2273"/>
-                              </a:xfrm>
-                            </wpg:grpSpPr>
-                            <wpg:grpSp>
-                              <wpg:cNvPr id="15" name="组合 23"/>
-                              <wpg:cNvGrpSpPr/>
-                              <wpg:grpSpPr>
-                                <a:xfrm>
-                                  <a:off x="19199" y="20810"/>
-                                  <a:ext cx="4936" cy="2273"/>
-                                  <a:chOff x="19199" y="20810"/>
-                                  <a:chExt cx="4936" cy="2273"/>
-                                </a:xfrm>
-                              </wpg:grpSpPr>
-                              <pic:pic xmlns:pic="http://schemas.openxmlformats.org/drawingml/2006/picture">
-                                <pic:nvPicPr>
-                                  <pic:cNvPr id="12" name="图片 1"/>
-                                  <pic:cNvPicPr>
-                                    <a:picLocks noChangeAspect="1"/>
-                                  </pic:cNvPicPr>
-                                </pic:nvPicPr>
-                                <pic:blipFill>
-                                  <a:blip r:embed="rId14">
-                                    <a:clrChange>
-                                      <a:clrFrom>
-                                        <a:srgbClr val="FFFFFF">
-                                          <a:alpha val="100000"/>
-                                        </a:srgbClr>
-                                      </a:clrFrom>
-                                      <a:clrTo>
-                                        <a:srgbClr val="FFFFFF">
-                                          <a:alpha val="100000"/>
-                                          <a:alpha val="0"/>
-                                        </a:srgbClr>
-                                      </a:clrTo>
-                                    </a:clrChange>
-                                  </a:blip>
-                                  <a:srcRect l="10922" t="11667"/>
-                                  <a:stretch>
-                                    <a:fillRect/>
-                                  </a:stretch>
-                                </pic:blipFill>
-                                <pic:spPr>
-                                  <a:xfrm>
-                                    <a:off x="19199" y="21203"/>
-                                    <a:ext cx="1672" cy="901"/>
-                                  </a:xfrm>
-                                  <a:prstGeom prst="rect">
-                                    <a:avLst/>
-                                  </a:prstGeom>
-                                  <a:noFill/>
-                                  <a:ln>
-                                    <a:noFill/>
-                                  </a:ln>
-                                </pic:spPr>
-                              </pic:pic>
-                              <pic:pic xmlns:pic="http://schemas.openxmlformats.org/drawingml/2006/picture">
-                                <pic:nvPicPr>
-                                  <pic:cNvPr id="18" name="图片 25"/>
-                                  <pic:cNvPicPr>
-                                    <a:picLocks noChangeAspect="1" noChangeArrowheads="1"/>
-                                  </pic:cNvPicPr>
-                                </pic:nvPicPr>
-                                <pic:blipFill>
-                                  <a:blip r:embed="rId12">
-                                    <a:extLst>
-                                      <a:ext uri="{28A0092B-C50C-407E-A947-70E740481C1C}">
-                                        <a14:useLocalDpi xmlns:a14="http://schemas.microsoft.com/office/drawing/2010/main" val="0"/>
-                                      </a:ext>
-                                    </a:extLst>
-                                  </a:blip>
-                                  <a:srcRect/>
-                                  <a:stretch>
-                                    <a:fillRect/>
-                                  </a:stretch>
-                                </pic:blipFill>
-                                <pic:spPr>
-                                  <a:xfrm>
-                                    <a:off x="21862" y="20810"/>
-                                    <a:ext cx="2273" cy="2273"/>
-                                  </a:xfrm>
-                                  <a:prstGeom prst="rect">
-                                    <a:avLst/>
-                                  </a:prstGeom>
-                                  <a:noFill/>
-                                  <a:ln>
-                                    <a:noFill/>
-                                  </a:ln>
-                                </pic:spPr>
-                              </pic:pic>
-                            </wpg:grpSp>
-                            <pic:pic xmlns:pic="http://schemas.openxmlformats.org/drawingml/2006/picture">
-                              <pic:nvPicPr>
-                                <pic:cNvPr id="11" name="图片 11" descr="王建丽"/>
-                                <pic:cNvPicPr>
-                                  <a:picLocks noChangeAspect="1"/>
-                                </pic:cNvPicPr>
-                              </pic:nvPicPr>
-                              <pic:blipFill>
-                                <a:blip r:embed="rId13">
-                                  <a:clrChange>
-                                    <a:clrFrom>
-                                      <a:srgbClr val="FFFFFF">
-                                        <a:alpha val="100000"/>
-                                      </a:srgbClr>
-                                    </a:clrFrom>
-                                    <a:clrTo>
-                                      <a:srgbClr val="FFFFFF">
-                                        <a:alpha val="100000"/>
-                                        <a:alpha val="0"/>
-                                      </a:srgbClr>
-                                    </a:clrTo>
-                                  </a:clrChange>
-                                </a:blip>
-                                <a:stretch>
-                                  <a:fillRect/>
-                                </a:stretch>
-                              </pic:blipFill>
-                              <pic:spPr>
-                                <a:xfrm>
-                                  <a:off x="22321" y="21215"/>
-                                  <a:ext cx="1488" cy="842"/>
-                                </a:xfrm>
-                                <a:prstGeom prst="rect">
-                                  <a:avLst/>
-                                </a:prstGeom>
-                              </pic:spPr>
-                            </pic:pic>
-                          </wpg:wgp>
-                        </a:graphicData>
-                      </a:graphic>
-                    </wp:anchor>
-                  </w:drawing>
-                </mc:Choice>
-                <mc:Fallback>
-                  <w:pict>
-                    <v:group id="_x0000_s1026" o:spid="_x0000_s1026" o:spt="203" style="position:absolute;left:0pt;margin-left:0pt;margin-top:-29.2pt;height:113.65pt;width:246.8pt;z-index:251660288;mso-width-relative:page;mso-height-relative:page;" coordorigin="19199,20810" coordsize="4936,2273" o:gfxdata="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">
-                      <o:lock v:ext="edit" aspectratio="f"/>
-                      <v:group id="组合 23" o:spid="_x0000_s1026" o:spt="203" style="position:absolute;left:19199;top:20810;height:2273;width:4936;" coordorigin="19199,20810" coordsize="4936,2273" o:gfxdata="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">
-                        <o:lock v:ext="edit" aspectratio="f"/>
-                        <v:shape id="图片 1" o:spid="_x0000_s1026" o:spt="75" type="#_x0000_t75" style="position:absolute;left:19199;top:21203;height:901;width:1672;" filled="f" o:preferrelative="t" stroked="f" coordsize="21600,21600" o:gfxdata="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">
-                          <v:fill on="f" focussize="0,0"/>
-                          <v:stroke on="f"/>
-                          <v:imagedata r:id="rId14" cropleft="7158f" croptop="7646f" chromakey="#FFFFFF" o:title=""/>
-                          <o:lock v:ext="edit" aspectratio="t"/>
-                        </v:shape>
-                        <v:shape id="图片 25" o:spid="_x0000_s1026" o:spt="75" type="#_x0000_t75" style="position:absolute;left:21862;top:20810;height:2273;width:2273;" filled="f" o:preferrelative="t" stroked="f" coordsize="21600,21600" o:gfxdata="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">
-                          <v:fill on="f" focussize="0,0"/>
-                          <v:stroke on="f"/>
-                          <v:imagedata r:id="rId12" o:title=""/>
-                          <o:lock v:ext="edit" aspectratio="t"/>
-                        </v:shape>
-                      </v:group>
-                      <v:shape id="_x0000_s1026" o:spid="_x0000_s1026" o:spt="75" alt="王建丽" type="#_x0000_t75" style="position:absolute;left:22321;top:21215;height:842;width:1488;" filled="f" o:preferrelative="t" stroked="f" coordsize="21600,21600" o:gfxdata="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">
-                        <v:fill on="f" focussize="0,0"/>
-                        <v:stroke on="f"/>
-                        <v:imagedata r:id="rId13" chromakey="#FFFFFF" o:title=""/>
-                        <o:lock v:ext="edit" aspectratio="t"/>
-                      </v:shape>
-                    </v:group>
-                  </w:pict>
-                </mc:Fallback>
-              </mc:AlternateContent>
+                <w:rFonts w:hint="eastAsia" w:ascii="Times New Roman" w:hAnsi="Times New Roman" w:cs="Times New Roman"/>
+                <w:b/>
+                <w:sz w:val="24"/>
+                <w:szCs w:val="24"/>
+              </w:rPr>
+              <w:t>{{"ty_guangzhou1"|sign(62,34)}}</w:t>
             </w:r>
           </w:p>
         </w:tc>
@@ -5346,6 +5062,76 @@
                 <w:szCs w:val="24"/>
               </w:rPr>
             </w:pPr>
+            <w:r>
+              <w:rPr>
+                <w:rFonts w:hint="eastAsia" w:ascii="Times New Roman" w:hAnsi="Times New Roman" w:cs="Times New Roman"/>
+                <w:b/>
+                <w:sz w:val="24"/>
+                <w:szCs w:val="24"/>
+              </w:rPr>
+              <w:t>{{"ty_guangzhou2"|sign(59,34)}}</w:t>
+            </w:r>
+            <w:r>
+              <w:rPr>
+                <w:sz w:val="24"/>
+              </w:rPr>
+              <w:drawing>
+                <wp:anchor distT="0" distB="0" distL="114300" distR="114300" simplePos="0" relativeHeight="251664384" behindDoc="0" locked="0" layoutInCell="1" allowOverlap="1">
+                  <wp:simplePos x="0" y="0"/>
+                  <wp:positionH relativeFrom="column">
+                    <wp:posOffset>-375285</wp:posOffset>
+                  </wp:positionH>
+                  <wp:positionV relativeFrom="paragraph">
+                    <wp:posOffset>-391795</wp:posOffset>
+                  </wp:positionV>
+                  <wp:extent cx="1443355" cy="1443355"/>
+                  <wp:effectExtent l="0" t="0" r="4445" b="4445"/>
+                  <wp:wrapNone/>
+                  <wp:docPr id="6" name="图片 25"/>
+                  <wp:cNvGraphicFramePr>
+                    <a:graphicFrameLocks xmlns:a="http://schemas.openxmlformats.org/drawingml/2006/main" noChangeAspect="1"/>
+                  </wp:cNvGraphicFramePr>
+                  <a:graphic xmlns:a="http://schemas.openxmlformats.org/drawingml/2006/main">
+                    <a:graphicData uri="http://schemas.openxmlformats.org/drawingml/2006/picture">
+                      <pic:pic xmlns:pic="http://schemas.openxmlformats.org/drawingml/2006/picture">
+                        <pic:nvPicPr>
+                          <pic:cNvPr id="6" name="图片 25"/>
+                          <pic:cNvPicPr>
+                            <a:picLocks noChangeAspect="1" noChangeArrowheads="1"/>
+                          </pic:cNvPicPr>
+                        </pic:nvPicPr>
+                        <pic:blipFill>
+                          <a:blip r:embed="rId11">
+                            <a:extLst>
+                              <a:ext uri="{28A0092B-C50C-407E-A947-70E740481C1C}">
+                                <a14:useLocalDpi xmlns:a14="http://schemas.microsoft.com/office/drawing/2010/main" val="0"/>
+                              </a:ext>
+                            </a:extLst>
+                          </a:blip>
+                          <a:srcRect/>
+                          <a:stretch>
+                            <a:fillRect/>
+                          </a:stretch>
+                        </pic:blipFill>
+                        <pic:spPr>
+                          <a:xfrm>
+                            <a:off x="0" y="0"/>
+                            <a:ext cx="1443355" cy="1443355"/>
+                          </a:xfrm>
+                          <a:prstGeom prst="rect">
+                            <a:avLst/>
+                          </a:prstGeom>
+                          <a:noFill/>
+                          <a:ln>
+                            <a:noFill/>
+                          </a:ln>
+                        </pic:spPr>
+                      </pic:pic>
+                    </a:graphicData>
+                  </a:graphic>
+                </wp:anchor>
+              </w:drawing>
+            </w:r>
           </w:p>
         </w:tc>
       </w:tr>
@@ -5607,10 +5393,10 @@
         </w:rPr>
       </w:pPr>
       <w:bookmarkStart w:id="22" w:name="_Toc20136_WPSOffice_Level1"/>
-      <w:bookmarkStart w:id="23" w:name="_Toc22132"/>
-      <w:bookmarkStart w:id="24" w:name="_Toc30503"/>
-      <w:bookmarkStart w:id="25" w:name="_Toc19898_WPSOffice_Level1"/>
-      <w:bookmarkStart w:id="26" w:name="_Toc2781"/>
+      <w:bookmarkStart w:id="23" w:name="_Toc30503"/>
+      <w:bookmarkStart w:id="24" w:name="_Toc19898_WPSOffice_Level1"/>
+      <w:bookmarkStart w:id="25" w:name="_Toc2781"/>
+      <w:bookmarkStart w:id="26" w:name="_Toc22132"/>
       <w:r>
         <w:rPr>
           <w:rStyle w:val="42"/>
@@ -5647,15 +5433,15 @@
           <w:lang w:eastAsia="zh-CN"/>
         </w:rPr>
       </w:pPr>
-      <w:bookmarkStart w:id="27" w:name="_Toc26774"/>
-      <w:bookmarkStart w:id="28" w:name="_Toc149832732"/>
+      <w:bookmarkStart w:id="27" w:name="_Toc149832732"/>
+      <w:bookmarkStart w:id="28" w:name="_Toc2330"/>
       <w:bookmarkStart w:id="29" w:name="_Toc149826007"/>
-      <w:bookmarkStart w:id="30" w:name="_Toc2330"/>
-      <w:bookmarkStart w:id="31" w:name="_Toc4331_WPSOffice_Level1"/>
-      <w:bookmarkStart w:id="32" w:name="_Toc25727"/>
+      <w:bookmarkStart w:id="30" w:name="_Toc26774"/>
+      <w:bookmarkStart w:id="31" w:name="_Toc23846_WPSOffice_Level1"/>
+      <w:bookmarkStart w:id="32" w:name="_Toc32443_WPSOffice_Level1"/>
       <w:bookmarkStart w:id="33" w:name="_Toc23903"/>
-      <w:bookmarkStart w:id="34" w:name="_Toc32443_WPSOffice_Level1"/>
-      <w:bookmarkStart w:id="35" w:name="_Toc23846_WPSOffice_Level1"/>
+      <w:bookmarkStart w:id="34" w:name="_Toc25727"/>
+      <w:bookmarkStart w:id="35" w:name="_Toc4331_WPSOffice_Level1"/>
       <w:r>
         <w:rPr>
           <w:rFonts w:hint="eastAsia"/>
@@ -10189,8 +9975,6 @@
         </w:rPr>
         <w:t>拷贝数：是指某⼀种基因或某⼀段特定的DNA序列在单倍体基因组中出现的数目。</w:t>
       </w:r>
-      <w:bookmarkStart w:id="109" w:name="_GoBack"/>
-      <w:bookmarkEnd w:id="109"/>
       <w:r>
         <w:rPr>
           <w:rFonts w:hint="eastAsia" w:ascii="Times New Roman" w:hAnsi="Times New Roman" w:eastAsia="微软雅黑" w:cs="Times New Roman"/>
@@ -10353,10 +10137,10 @@
           <w:lang w:eastAsia="zh-CN"/>
         </w:rPr>
       </w:pPr>
-      <w:bookmarkStart w:id="37" w:name="_Toc149826011"/>
-      <w:bookmarkStart w:id="38" w:name="_Toc26618"/>
-      <w:bookmarkStart w:id="39" w:name="_Toc149832735"/>
-      <w:bookmarkStart w:id="40" w:name="_Toc16158"/>
+      <w:bookmarkStart w:id="37" w:name="_Toc26618"/>
+      <w:bookmarkStart w:id="38" w:name="_Toc16158"/>
+      <w:bookmarkStart w:id="39" w:name="_Toc149826011"/>
+      <w:bookmarkStart w:id="40" w:name="_Toc149832735"/>
       <w:r>
         <w:rPr>
           <w:rFonts w:hint="eastAsia"/>
@@ -13446,16 +13230,16 @@
           <w:szCs w:val="24"/>
         </w:rPr>
       </w:pPr>
-      <w:bookmarkStart w:id="41" w:name="_Toc180"/>
-      <w:bookmarkStart w:id="42" w:name="_Toc149832736"/>
-      <w:bookmarkStart w:id="43" w:name="_Toc18793"/>
-      <w:bookmarkStart w:id="44" w:name="_Toc30627"/>
-      <w:bookmarkStart w:id="45" w:name="_Toc149826012"/>
+      <w:bookmarkStart w:id="41" w:name="_Toc149832736"/>
+      <w:bookmarkStart w:id="42" w:name="_Toc30627"/>
+      <w:bookmarkStart w:id="43" w:name="_Toc149826012"/>
+      <w:bookmarkStart w:id="44" w:name="_Toc180"/>
+      <w:bookmarkStart w:id="45" w:name="_Toc18793"/>
       <w:bookmarkStart w:id="46" w:name="_Toc27302"/>
-      <w:bookmarkStart w:id="47" w:name="_Toc1707_WPSOffice_Level1"/>
-      <w:bookmarkStart w:id="48" w:name="_Toc21764_WPSOffice_Level1"/>
-      <w:bookmarkStart w:id="49" w:name="_Toc13196_WPSOffice_Level1"/>
-      <w:bookmarkStart w:id="50" w:name="_Toc28240"/>
+      <w:bookmarkStart w:id="47" w:name="_Toc13196_WPSOffice_Level1"/>
+      <w:bookmarkStart w:id="48" w:name="_Toc28240"/>
+      <w:bookmarkStart w:id="49" w:name="_Toc1707_WPSOffice_Level1"/>
+      <w:bookmarkStart w:id="50" w:name="_Toc21764_WPSOffice_Level1"/>
       <w:r>
         <w:rPr>
           <w:color w:val="62B541"/>
@@ -13488,11 +13272,11 @@
           <w:lang w:eastAsia="zh-CN"/>
         </w:rPr>
       </w:pPr>
-      <w:bookmarkStart w:id="51" w:name="_Toc17534"/>
-      <w:bookmarkStart w:id="52" w:name="_Toc32302"/>
+      <w:bookmarkStart w:id="51" w:name="_Toc32302"/>
+      <w:bookmarkStart w:id="52" w:name="_Toc17534"/>
       <w:bookmarkStart w:id="53" w:name="_Toc8516"/>
-      <w:bookmarkStart w:id="54" w:name="_Toc149826013"/>
-      <w:bookmarkStart w:id="55" w:name="_Toc149832737"/>
+      <w:bookmarkStart w:id="54" w:name="_Toc149832737"/>
+      <w:bookmarkStart w:id="55" w:name="_Toc149826013"/>
       <w:r>
         <w:rPr>
           <w:rFonts w:hint="eastAsia"/>
@@ -22519,10 +22303,10 @@
           <w:lang w:eastAsia="zh-CN"/>
         </w:rPr>
       </w:pPr>
-      <w:bookmarkStart w:id="58" w:name="_Toc9142"/>
-      <w:bookmarkStart w:id="59" w:name="_Toc15840_WPSOffice_Level1"/>
-      <w:bookmarkStart w:id="60" w:name="_Toc14255_WPSOffice_Level1"/>
-      <w:bookmarkStart w:id="61" w:name="_Toc24085_WPSOffice_Level1"/>
+      <w:bookmarkStart w:id="58" w:name="_Toc14255_WPSOffice_Level1"/>
+      <w:bookmarkStart w:id="59" w:name="_Toc24085_WPSOffice_Level1"/>
+      <w:bookmarkStart w:id="60" w:name="_Toc9142"/>
+      <w:bookmarkStart w:id="61" w:name="_Toc15840_WPSOffice_Level1"/>
       <w:r>
         <w:rPr>
           <w:rFonts w:hint="eastAsia"/>
@@ -22544,10 +22328,10 @@
         </w:rPr>
       </w:pPr>
       <w:bookmarkStart w:id="62" w:name="_Toc28810_WPSOffice_Level1"/>
-      <w:bookmarkStart w:id="63" w:name="_Hlk33190413"/>
-      <w:bookmarkStart w:id="64" w:name="_Toc11896_WPSOffice_Level1"/>
-      <w:bookmarkStart w:id="65" w:name="_Toc11193_WPSOffice_Level1"/>
-      <w:bookmarkStart w:id="66" w:name="_Toc18699"/>
+      <w:bookmarkStart w:id="63" w:name="_Toc11896_WPSOffice_Level1"/>
+      <w:bookmarkStart w:id="64" w:name="_Toc18699"/>
+      <w:bookmarkStart w:id="65" w:name="_Hlk33190413"/>
+      <w:bookmarkStart w:id="66" w:name="_Toc11193_WPSOffice_Level1"/>
     </w:p>
     <w:tbl>
       <w:tblPr>
@@ -23185,12 +22969,21 @@
             </w:r>
             <w:r>
               <w:rPr>
+                <w:rFonts w:hint="eastAsia" w:ascii="Times New Roman" w:hAnsi="Times New Roman" w:eastAsia="微软雅黑" w:cs="Times New Roman"/>
+                <w:sz w:val="21"/>
+                <w:szCs w:val="21"/>
+                <w:lang w:val="en-US" w:eastAsia="zh-CN" w:bidi="ar"/>
+              </w:rPr>
+              <w:t>5</w:t>
+            </w:r>
+            <w:r>
+              <w:rPr>
                 <w:rFonts w:ascii="Times New Roman" w:hAnsi="Times New Roman" w:eastAsia="微软雅黑" w:cs="Times New Roman"/>
                 <w:sz w:val="21"/>
                 <w:szCs w:val="21"/>
                 <w:lang w:eastAsia="zh-CN" w:bidi="ar"/>
               </w:rPr>
-              <w:t>100</w:t>
+              <w:t>0</w:t>
             </w:r>
             <w:r>
               <w:rPr>
@@ -23214,9 +23007,9 @@
                 <w:rFonts w:hint="eastAsia" w:ascii="Times New Roman" w:hAnsi="Times New Roman" w:eastAsia="微软雅黑" w:cs="Times New Roman"/>
                 <w:sz w:val="21"/>
                 <w:szCs w:val="21"/>
-                <w:lang w:eastAsia="zh-CN" w:bidi="ar"/>
-              </w:rPr>
-              <w:t>2</w:t>
+                <w:lang w:val="en-US" w:eastAsia="zh-CN" w:bidi="ar"/>
+              </w:rPr>
+              <w:t>1</w:t>
             </w:r>
             <w:r>
               <w:rPr>
@@ -23383,12 +23176,12 @@
             </w:pPr>
             <w:r>
               <w:rPr>
-                <w:rFonts w:ascii="Times New Roman" w:hAnsi="Times New Roman" w:eastAsia="微软雅黑" w:cs="Times New Roman"/>
-                <w:sz w:val="21"/>
-                <w:szCs w:val="21"/>
-                <w:lang w:eastAsia="zh-CN" w:bidi="ar"/>
-              </w:rPr>
-              <w:t>A/B/C</w:t>
+                <w:rFonts w:hint="eastAsia" w:ascii="Times New Roman" w:hAnsi="Times New Roman" w:eastAsia="微软雅黑" w:cs="Times New Roman"/>
+                <w:sz w:val="21"/>
+                <w:szCs w:val="21"/>
+                <w:lang w:val="en-US" w:eastAsia="zh-CN" w:bidi="ar"/>
+              </w:rPr>
+              <w:t>1-2</w:t>
             </w:r>
             <w:r>
               <w:rPr>
@@ -23565,12 +23358,21 @@
             </w:r>
             <w:r>
               <w:rPr>
+                <w:rFonts w:hint="eastAsia" w:ascii="Times New Roman" w:hAnsi="Times New Roman" w:eastAsia="微软雅黑" w:cs="Times New Roman"/>
+                <w:sz w:val="21"/>
+                <w:szCs w:val="21"/>
+                <w:lang w:val="en-US" w:eastAsia="zh-CN" w:bidi="ar"/>
+              </w:rPr>
+              <w:t>32</w:t>
+            </w:r>
+            <w:r>
+              <w:rPr>
                 <w:rFonts w:ascii="Times New Roman" w:hAnsi="Times New Roman" w:eastAsia="微软雅黑" w:cs="Times New Roman"/>
                 <w:sz w:val="21"/>
                 <w:szCs w:val="21"/>
                 <w:lang w:eastAsia="zh-CN" w:bidi="ar"/>
               </w:rPr>
-              <w:t>500</w:t>
+              <w:t>0</w:t>
             </w:r>
           </w:p>
         </w:tc>
@@ -24393,25 +24195,19 @@
           <w:ilvl w:val="0"/>
           <w:numId w:val="8"/>
         </w:numPr>
-        <w:spacing w:before="53" w:line="301" w:lineRule="exact"/>
-        <w:ind w:left="133"/>
         <w:rPr>
           <w:rFonts w:ascii="Times New Roman" w:hAnsi="Times New Roman" w:eastAsia="微软雅黑" w:cs="Times New Roman"/>
-          <w:bCs/>
           <w:sz w:val="18"/>
-          <w:szCs w:val="18"/>
           <w:lang w:eastAsia="zh-CN"/>
         </w:rPr>
       </w:pPr>
       <w:r>
         <w:rPr>
           <w:rFonts w:hint="eastAsia" w:ascii="Times New Roman" w:hAnsi="Times New Roman" w:eastAsia="微软雅黑" w:cs="Times New Roman"/>
-          <w:bCs/>
           <w:sz w:val="18"/>
-          <w:szCs w:val="18"/>
-          <w:lang w:eastAsia="zh-CN"/>
-        </w:rPr>
-        <w:t>肿瘤细胞含量：送检样本经HE染色评估的肿瘤细胞含量。如送检样本不满足病理评估所需条件，则不进行此项评估。血浆cfDNA样本不做此项评估。</w:t>
+          <w:lang w:eastAsia="zh-CN"/>
+        </w:rPr>
+        <w:t>肿瘤细胞含量：送检样本经HE染色评估的肿瘤细胞含量。如送检样本不满足病理评估所需条件，则不进行此项评估。{% if summaryOfRresults.type == “blood” %}血浆cfDNA样本不做此项评估。{% endif %}</w:t>
       </w:r>
     </w:p>
     <w:p>
@@ -24420,22 +24216,16 @@
           <w:ilvl w:val="0"/>
           <w:numId w:val="8"/>
         </w:numPr>
-        <w:spacing w:before="53" w:line="301" w:lineRule="exact"/>
-        <w:ind w:left="133"/>
         <w:rPr>
           <w:rFonts w:ascii="Times New Roman" w:hAnsi="Times New Roman" w:eastAsia="微软雅黑" w:cs="Times New Roman"/>
-          <w:bCs/>
           <w:sz w:val="18"/>
-          <w:szCs w:val="18"/>
           <w:lang w:eastAsia="zh-CN"/>
         </w:rPr>
       </w:pPr>
       <w:r>
         <w:rPr>
           <w:rFonts w:hint="eastAsia" w:ascii="Times New Roman" w:hAnsi="Times New Roman" w:eastAsia="微软雅黑" w:cs="Times New Roman"/>
-          <w:bCs/>
           <w:sz w:val="18"/>
-          <w:szCs w:val="18"/>
           <w:lang w:eastAsia="zh-CN"/>
         </w:rPr>
         <w:t>DNA总量：送检样本的DNA提取总量。</w:t>
@@ -24447,290 +24237,19 @@
           <w:ilvl w:val="0"/>
           <w:numId w:val="8"/>
         </w:numPr>
-        <w:spacing w:before="53" w:line="301" w:lineRule="exact"/>
-        <w:ind w:left="133"/>
         <w:rPr>
           <w:rFonts w:ascii="Times New Roman" w:hAnsi="Times New Roman" w:eastAsia="微软雅黑" w:cs="Times New Roman"/>
-          <w:bCs/>
           <w:sz w:val="18"/>
-          <w:szCs w:val="18"/>
           <w:lang w:eastAsia="zh-CN"/>
         </w:rPr>
       </w:pPr>
       <w:r>
         <w:rPr>
           <w:rFonts w:hint="eastAsia" w:ascii="Times New Roman" w:hAnsi="Times New Roman" w:eastAsia="微软雅黑" w:cs="Times New Roman"/>
-          <w:bCs/>
           <w:sz w:val="18"/>
-          <w:szCs w:val="18"/>
-          <w:lang w:eastAsia="zh-CN"/>
-        </w:rPr>
-        <w:t>DNA降解程度：cfDNA样本不适用于此项评估。</w:t>
-      </w:r>
-    </w:p>
-    <w:p>
-      <w:pPr>
-        <w:numPr>
-          <w:ilvl w:val="0"/>
-          <w:numId w:val="9"/>
-        </w:numPr>
-        <w:spacing w:line="270" w:lineRule="exact"/>
-        <w:ind w:left="613" w:leftChars="150" w:hanging="283"/>
-        <w:rPr>
-          <w:rFonts w:ascii="Times New Roman" w:hAnsi="Times New Roman" w:eastAsia="微软雅黑" w:cs="Times New Roman"/>
-          <w:bCs/>
-          <w:sz w:val="18"/>
-          <w:szCs w:val="18"/>
-          <w:lang w:eastAsia="zh-CN"/>
-        </w:rPr>
-      </w:pPr>
-      <w:r>
-        <w:rPr>
-          <w:rFonts w:ascii="Times New Roman" w:hAnsi="Times New Roman" w:eastAsia="微软雅黑" w:cs="Times New Roman"/>
-          <w:bCs/>
-          <w:sz w:val="18"/>
-          <w:szCs w:val="18"/>
-          <w:lang w:eastAsia="zh-CN"/>
-        </w:rPr>
-        <w:t>A级：有主带，或降解均匀且降解区域主要集中在5000bp以上</w:t>
-      </w:r>
-      <w:r>
-        <w:rPr>
-          <w:rFonts w:hint="eastAsia" w:ascii="Times New Roman" w:hAnsi="Times New Roman" w:eastAsia="微软雅黑" w:cs="Times New Roman"/>
-          <w:bCs/>
-          <w:sz w:val="18"/>
-          <w:szCs w:val="18"/>
-          <w:lang w:eastAsia="zh-CN"/>
-        </w:rPr>
-        <w:t>；</w:t>
-      </w:r>
-    </w:p>
-    <w:p>
-      <w:pPr>
-        <w:numPr>
-          <w:ilvl w:val="0"/>
-          <w:numId w:val="9"/>
-        </w:numPr>
-        <w:spacing w:line="270" w:lineRule="exact"/>
-        <w:ind w:left="613" w:leftChars="150" w:hanging="283"/>
-        <w:rPr>
-          <w:rFonts w:ascii="Times New Roman" w:hAnsi="Times New Roman" w:eastAsia="微软雅黑" w:cs="Times New Roman"/>
-          <w:bCs/>
-          <w:sz w:val="18"/>
-          <w:szCs w:val="18"/>
-          <w:lang w:eastAsia="zh-CN"/>
-        </w:rPr>
-      </w:pPr>
-      <w:r>
-        <w:rPr>
-          <w:rFonts w:ascii="Times New Roman" w:hAnsi="Times New Roman" w:eastAsia="微软雅黑" w:cs="Times New Roman"/>
-          <w:bCs/>
-          <w:sz w:val="18"/>
-          <w:szCs w:val="18"/>
-          <w:lang w:eastAsia="zh-CN"/>
-        </w:rPr>
-        <w:t>B级：无主带，降解均匀且降解区域主要集中在1500-5000bp之间</w:t>
-      </w:r>
-      <w:r>
-        <w:rPr>
-          <w:rFonts w:hint="eastAsia" w:ascii="Times New Roman" w:hAnsi="Times New Roman" w:eastAsia="微软雅黑" w:cs="Times New Roman"/>
-          <w:bCs/>
-          <w:sz w:val="18"/>
-          <w:szCs w:val="18"/>
-          <w:lang w:eastAsia="zh-CN"/>
-        </w:rPr>
-        <w:t>；</w:t>
-      </w:r>
-    </w:p>
-    <w:p>
-      <w:pPr>
-        <w:numPr>
-          <w:ilvl w:val="0"/>
-          <w:numId w:val="9"/>
-        </w:numPr>
-        <w:spacing w:line="270" w:lineRule="exact"/>
-        <w:ind w:left="613" w:leftChars="150" w:hanging="283"/>
-        <w:rPr>
-          <w:rFonts w:ascii="Times New Roman" w:hAnsi="Times New Roman" w:eastAsia="微软雅黑" w:cs="Times New Roman"/>
-          <w:bCs/>
-          <w:sz w:val="18"/>
-          <w:szCs w:val="18"/>
-          <w:lang w:eastAsia="zh-CN"/>
-        </w:rPr>
-      </w:pPr>
-      <w:r>
-        <w:rPr>
-          <w:rFonts w:ascii="Times New Roman" w:hAnsi="Times New Roman" w:eastAsia="微软雅黑" w:cs="Times New Roman"/>
-          <w:bCs/>
-          <w:sz w:val="18"/>
-          <w:szCs w:val="18"/>
-          <w:lang w:eastAsia="zh-CN"/>
-        </w:rPr>
-        <w:t>C级：无主带，降解均匀且降解区域主要集中在500-1500bp之间</w:t>
-      </w:r>
-      <w:r>
-        <w:rPr>
-          <w:rFonts w:hint="eastAsia" w:ascii="Times New Roman" w:hAnsi="Times New Roman" w:eastAsia="微软雅黑" w:cs="Times New Roman"/>
-          <w:bCs/>
-          <w:sz w:val="18"/>
-          <w:szCs w:val="18"/>
-          <w:lang w:eastAsia="zh-CN"/>
-        </w:rPr>
-        <w:t>；</w:t>
-      </w:r>
-    </w:p>
-    <w:p>
-      <w:pPr>
-        <w:numPr>
-          <w:ilvl w:val="0"/>
-          <w:numId w:val="9"/>
-        </w:numPr>
-        <w:spacing w:line="270" w:lineRule="exact"/>
-        <w:ind w:left="613" w:leftChars="150" w:hanging="283"/>
-        <w:rPr>
-          <w:rFonts w:ascii="Times New Roman" w:hAnsi="Times New Roman" w:eastAsia="微软雅黑" w:cs="Times New Roman"/>
-          <w:bCs/>
-          <w:sz w:val="18"/>
-          <w:szCs w:val="18"/>
-          <w:lang w:eastAsia="zh-CN"/>
-        </w:rPr>
-      </w:pPr>
-      <w:r>
-        <w:rPr>
-          <w:rFonts w:ascii="Times New Roman" w:hAnsi="Times New Roman" w:eastAsia="微软雅黑" w:cs="Times New Roman"/>
-          <w:bCs/>
-          <w:spacing w:val="3"/>
-          <w:sz w:val="18"/>
-          <w:szCs w:val="18"/>
-          <w:lang w:eastAsia="zh-CN"/>
-        </w:rPr>
-        <w:t>D级</w:t>
-      </w:r>
-      <w:r>
-        <w:rPr>
-          <w:rFonts w:ascii="Times New Roman" w:hAnsi="Times New Roman" w:eastAsia="微软雅黑" w:cs="Times New Roman"/>
-          <w:bCs/>
-          <w:sz w:val="18"/>
-          <w:szCs w:val="18"/>
-          <w:lang w:eastAsia="zh-CN"/>
-        </w:rPr>
-        <w:t>（</w:t>
-      </w:r>
-      <w:r>
-        <w:rPr>
-          <w:rFonts w:ascii="Times New Roman" w:hAnsi="Times New Roman" w:eastAsia="微软雅黑" w:cs="Times New Roman"/>
-          <w:bCs/>
-          <w:spacing w:val="1"/>
-          <w:sz w:val="18"/>
-          <w:szCs w:val="18"/>
-          <w:lang w:eastAsia="zh-CN"/>
-        </w:rPr>
-        <w:t>不合格</w:t>
-      </w:r>
-      <w:r>
-        <w:rPr>
-          <w:rFonts w:ascii="Times New Roman" w:hAnsi="Times New Roman" w:eastAsia="微软雅黑" w:cs="Times New Roman"/>
-          <w:bCs/>
-          <w:spacing w:val="-90"/>
-          <w:sz w:val="18"/>
-          <w:szCs w:val="18"/>
-          <w:lang w:eastAsia="zh-CN"/>
-        </w:rPr>
-        <w:t>）</w:t>
-      </w:r>
-      <w:r>
-        <w:rPr>
-          <w:rFonts w:ascii="Times New Roman" w:hAnsi="Times New Roman" w:eastAsia="微软雅黑" w:cs="Times New Roman"/>
-          <w:bCs/>
-          <w:sz w:val="18"/>
-          <w:szCs w:val="18"/>
-          <w:lang w:eastAsia="zh-CN"/>
-        </w:rPr>
-        <w:t>）：无主带，降解均匀且降解区域主要集中在500-1500bp</w:t>
-      </w:r>
-      <w:r>
-        <w:rPr>
-          <w:rFonts w:ascii="Times New Roman" w:hAnsi="Times New Roman" w:eastAsia="微软雅黑" w:cs="Times New Roman"/>
-          <w:bCs/>
-          <w:spacing w:val="-1"/>
-          <w:sz w:val="18"/>
-          <w:szCs w:val="18"/>
-          <w:lang w:eastAsia="zh-CN"/>
-        </w:rPr>
-        <w:t>之间，但总量介于</w:t>
-      </w:r>
-      <w:r>
-        <w:rPr>
-          <w:rFonts w:ascii="Times New Roman" w:hAnsi="Times New Roman" w:eastAsia="微软雅黑" w:cs="Times New Roman"/>
-          <w:bCs/>
-          <w:sz w:val="18"/>
-          <w:szCs w:val="18"/>
-          <w:lang w:eastAsia="zh-CN"/>
-        </w:rPr>
-        <w:t>100ng</w:t>
-      </w:r>
-      <w:r>
-        <w:rPr>
-          <w:rFonts w:ascii="Times New Roman" w:hAnsi="Times New Roman" w:eastAsia="微软雅黑" w:cs="Times New Roman"/>
-          <w:bCs/>
-          <w:spacing w:val="-3"/>
-          <w:sz w:val="18"/>
-          <w:szCs w:val="18"/>
-          <w:lang w:eastAsia="zh-CN"/>
-        </w:rPr>
-        <w:t>到</w:t>
-      </w:r>
-      <w:r>
-        <w:rPr>
-          <w:rFonts w:ascii="Times New Roman" w:hAnsi="Times New Roman" w:eastAsia="微软雅黑" w:cs="Times New Roman"/>
-          <w:bCs/>
-          <w:sz w:val="18"/>
-          <w:szCs w:val="18"/>
-          <w:lang w:eastAsia="zh-CN"/>
-        </w:rPr>
-        <w:t>300ng之间；或降解区</w:t>
-      </w:r>
-      <w:r>
-        <w:rPr>
-          <w:rFonts w:ascii="Times New Roman" w:hAnsi="Times New Roman" w:eastAsia="微软雅黑" w:cs="Times New Roman"/>
-          <w:bCs/>
-          <w:spacing w:val="-2"/>
-          <w:sz w:val="18"/>
-          <w:szCs w:val="18"/>
-          <w:lang w:eastAsia="zh-CN"/>
-        </w:rPr>
-        <w:t>域弥散在</w:t>
-      </w:r>
-      <w:r>
-        <w:rPr>
-          <w:rFonts w:ascii="Times New Roman" w:hAnsi="Times New Roman" w:eastAsia="微软雅黑" w:cs="Times New Roman"/>
-          <w:bCs/>
-          <w:sz w:val="18"/>
-          <w:szCs w:val="18"/>
-          <w:lang w:eastAsia="zh-CN"/>
-        </w:rPr>
-        <w:t>150-1000bp</w:t>
-      </w:r>
-      <w:r>
-        <w:rPr>
-          <w:rFonts w:ascii="Times New Roman" w:hAnsi="Times New Roman" w:eastAsia="微软雅黑" w:cs="Times New Roman"/>
-          <w:bCs/>
-          <w:spacing w:val="-2"/>
-          <w:sz w:val="18"/>
-          <w:szCs w:val="18"/>
-          <w:lang w:eastAsia="zh-CN"/>
-        </w:rPr>
-        <w:t>，或集中在</w:t>
-      </w:r>
-      <w:r>
-        <w:rPr>
-          <w:rFonts w:ascii="Times New Roman" w:hAnsi="Times New Roman" w:eastAsia="微软雅黑" w:cs="Times New Roman"/>
-          <w:bCs/>
-          <w:sz w:val="18"/>
-          <w:szCs w:val="18"/>
-          <w:lang w:eastAsia="zh-CN"/>
-        </w:rPr>
-        <w:t>500bp以下。</w:t>
+          <w:lang w:eastAsia="zh-CN"/>
+        </w:rPr>
+        <w:t>DNA降解程度：1-2级别样本质量较好，3级不能满足检测要求{% if summaryOfRresults.type == “blood” %}；cfDNA样本不适用于此项评估{% endif %}。</w:t>
       </w:r>
     </w:p>
     <w:p>
@@ -24739,22 +24258,16 @@
           <w:ilvl w:val="0"/>
           <w:numId w:val="8"/>
         </w:numPr>
-        <w:spacing w:before="53" w:line="301" w:lineRule="exact"/>
-        <w:ind w:left="133"/>
-        <w:rPr>
-          <w:rFonts w:ascii="Times New Roman" w:hAnsi="Times New Roman" w:eastAsia="微软雅黑" w:cs="Times New Roman"/>
-          <w:bCs/>
+        <w:rPr>
+          <w:rFonts w:hint="eastAsia" w:ascii="Times New Roman" w:hAnsi="Times New Roman" w:eastAsia="微软雅黑" w:cs="Times New Roman"/>
           <w:sz w:val="18"/>
-          <w:szCs w:val="18"/>
           <w:lang w:eastAsia="zh-CN"/>
         </w:rPr>
       </w:pPr>
       <w:r>
         <w:rPr>
           <w:rFonts w:hint="eastAsia" w:ascii="Times New Roman" w:hAnsi="Times New Roman" w:eastAsia="微软雅黑" w:cs="Times New Roman"/>
-          <w:bCs/>
           <w:sz w:val="18"/>
-          <w:szCs w:val="18"/>
           <w:lang w:eastAsia="zh-CN"/>
         </w:rPr>
         <w:t>预文库总量：核酸片段经过接头连接和扩增纯化后中间产物的总量。</w:t>
@@ -24766,22 +24279,16 @@
           <w:ilvl w:val="0"/>
           <w:numId w:val="8"/>
         </w:numPr>
-        <w:spacing w:before="53" w:line="301" w:lineRule="exact"/>
-        <w:ind w:left="133"/>
-        <w:rPr>
-          <w:rFonts w:ascii="Times New Roman" w:hAnsi="Times New Roman" w:eastAsia="微软雅黑" w:cs="Times New Roman"/>
-          <w:bCs/>
+        <w:rPr>
+          <w:rFonts w:hint="eastAsia" w:ascii="Times New Roman" w:hAnsi="Times New Roman" w:eastAsia="微软雅黑" w:cs="Times New Roman"/>
           <w:sz w:val="18"/>
-          <w:szCs w:val="18"/>
           <w:lang w:eastAsia="zh-CN"/>
         </w:rPr>
       </w:pPr>
       <w:r>
         <w:rPr>
           <w:rFonts w:hint="eastAsia" w:ascii="Times New Roman" w:hAnsi="Times New Roman" w:eastAsia="微软雅黑" w:cs="Times New Roman"/>
-          <w:bCs/>
           <w:sz w:val="18"/>
-          <w:szCs w:val="18"/>
           <w:lang w:eastAsia="zh-CN"/>
         </w:rPr>
         <w:t>平均测序深度：目标区域每个碱基被测到的平均次数。</w:t>
@@ -24793,22 +24300,16 @@
           <w:ilvl w:val="0"/>
           <w:numId w:val="8"/>
         </w:numPr>
-        <w:spacing w:before="53" w:line="301" w:lineRule="exact"/>
-        <w:ind w:left="133"/>
-        <w:rPr>
-          <w:rFonts w:ascii="Times New Roman" w:hAnsi="Times New Roman" w:eastAsia="微软雅黑" w:cs="Times New Roman"/>
-          <w:bCs/>
+        <w:rPr>
+          <w:rFonts w:hint="eastAsia" w:ascii="Times New Roman" w:hAnsi="Times New Roman" w:eastAsia="微软雅黑" w:cs="Times New Roman"/>
           <w:sz w:val="18"/>
-          <w:szCs w:val="18"/>
           <w:lang w:eastAsia="zh-CN"/>
         </w:rPr>
       </w:pPr>
       <w:r>
         <w:rPr>
           <w:rFonts w:hint="eastAsia" w:ascii="Times New Roman" w:hAnsi="Times New Roman" w:eastAsia="微软雅黑" w:cs="Times New Roman"/>
-          <w:bCs/>
           <w:sz w:val="18"/>
-          <w:szCs w:val="18"/>
           <w:lang w:eastAsia="zh-CN"/>
         </w:rPr>
         <w:t>覆盖均一性：测序深度达到平均测序深度20%的碱基占比。</w:t>
@@ -24820,22 +24321,16 @@
           <w:ilvl w:val="0"/>
           <w:numId w:val="8"/>
         </w:numPr>
-        <w:spacing w:before="53" w:line="301" w:lineRule="exact"/>
-        <w:ind w:left="133"/>
-        <w:rPr>
-          <w:rFonts w:ascii="Times New Roman" w:hAnsi="Times New Roman" w:eastAsia="微软雅黑" w:cs="Times New Roman"/>
-          <w:bCs/>
+        <w:rPr>
+          <w:rFonts w:hint="eastAsia" w:ascii="Times New Roman" w:hAnsi="Times New Roman" w:eastAsia="微软雅黑" w:cs="Times New Roman"/>
           <w:sz w:val="18"/>
-          <w:szCs w:val="18"/>
           <w:lang w:eastAsia="zh-CN"/>
         </w:rPr>
       </w:pPr>
       <w:r>
         <w:rPr>
           <w:rFonts w:hint="eastAsia" w:ascii="Times New Roman" w:hAnsi="Times New Roman" w:eastAsia="微软雅黑" w:cs="Times New Roman"/>
-          <w:bCs/>
           <w:sz w:val="18"/>
-          <w:szCs w:val="18"/>
           <w:lang w:eastAsia="zh-CN"/>
         </w:rPr>
         <w:t>基因组比对率：比对到参考基因组上的reads数目占比。</w:t>
@@ -24847,22 +24342,16 @@
           <w:ilvl w:val="0"/>
           <w:numId w:val="8"/>
         </w:numPr>
-        <w:spacing w:before="53" w:line="301" w:lineRule="exact"/>
-        <w:ind w:left="133"/>
-        <w:rPr>
-          <w:rFonts w:ascii="Times New Roman" w:hAnsi="Times New Roman" w:eastAsia="微软雅黑" w:cs="Times New Roman"/>
-          <w:bCs/>
+        <w:rPr>
+          <w:rFonts w:hint="eastAsia" w:ascii="Times New Roman" w:hAnsi="Times New Roman" w:eastAsia="微软雅黑" w:cs="Times New Roman"/>
           <w:sz w:val="18"/>
-          <w:szCs w:val="18"/>
           <w:lang w:eastAsia="zh-CN"/>
         </w:rPr>
       </w:pPr>
       <w:r>
         <w:rPr>
           <w:rFonts w:hint="eastAsia" w:ascii="Times New Roman" w:hAnsi="Times New Roman" w:eastAsia="微软雅黑" w:cs="Times New Roman"/>
-          <w:bCs/>
           <w:sz w:val="18"/>
-          <w:szCs w:val="18"/>
           <w:lang w:eastAsia="zh-CN"/>
         </w:rPr>
         <w:t>碱基质量Q30占比：测序数据中碱基质量在Q30以上（即碱基识别错误率在千分之一以下）的占比。</w:t>
@@ -24874,45 +24363,19 @@
           <w:ilvl w:val="0"/>
           <w:numId w:val="8"/>
         </w:numPr>
-        <w:spacing w:before="53" w:line="301" w:lineRule="exact"/>
-        <w:ind w:left="133"/>
-        <w:rPr>
-          <w:rFonts w:ascii="Times New Roman" w:hAnsi="Times New Roman" w:eastAsia="微软雅黑" w:cs="Times New Roman"/>
-          <w:bCs/>
+        <w:rPr>
+          <w:rFonts w:hint="eastAsia" w:ascii="Times New Roman" w:hAnsi="Times New Roman" w:eastAsia="微软雅黑" w:cs="Times New Roman"/>
           <w:sz w:val="18"/>
-          <w:szCs w:val="18"/>
           <w:lang w:eastAsia="zh-CN"/>
         </w:rPr>
       </w:pPr>
       <w:r>
         <w:rPr>
           <w:rFonts w:hint="eastAsia" w:ascii="Times New Roman" w:hAnsi="Times New Roman" w:eastAsia="微软雅黑" w:cs="Times New Roman"/>
-          <w:bCs/>
           <w:sz w:val="18"/>
-          <w:szCs w:val="18"/>
-          <w:lang w:eastAsia="zh-CN"/>
-        </w:rPr>
-        <w:t xml:space="preserve">总体质量评估：根据 </w:t>
-      </w:r>
-      <w:r>
-        <w:rPr>
-          <w:rFonts w:ascii="Times New Roman" w:hAnsi="Times New Roman" w:eastAsia="微软雅黑" w:cs="Times New Roman"/>
-          <w:bCs/>
-          <w:sz w:val="18"/>
-          <w:szCs w:val="18"/>
-          <w:lang w:eastAsia="zh-CN"/>
-        </w:rPr>
-        <w:t xml:space="preserve">DNA </w:t>
-      </w:r>
-      <w:r>
-        <w:rPr>
-          <w:rFonts w:hint="eastAsia" w:ascii="Times New Roman" w:hAnsi="Times New Roman" w:eastAsia="微软雅黑" w:cs="Times New Roman"/>
-          <w:bCs/>
-          <w:sz w:val="18"/>
-          <w:szCs w:val="18"/>
-          <w:lang w:eastAsia="zh-CN"/>
-        </w:rPr>
-        <w:t>平均测序深度进行评估，分为“合格”、“警戒“、”不合格”三个等级。总体质量评估为“警戒“或者“不合格”时，均会影响检测的准确性和敏感性。</w:t>
+          <w:lang w:eastAsia="zh-CN"/>
+        </w:rPr>
+        <w:t>总体质量评估：根据 DNA 平均测序深度进行评估，分为“合格”、“警戒“、”不合格”三个等级。总体质量评估为“警戒“或者“不合格”时，均会影响检测的准确性和敏感性。</w:t>
       </w:r>
     </w:p>
     <w:p>
@@ -24922,6 +24385,8 @@
           <w:lang w:eastAsia="zh-CN"/>
         </w:rPr>
       </w:pPr>
+      <w:bookmarkStart w:id="109" w:name="_GoBack"/>
+      <w:bookmarkEnd w:id="109"/>
       <w:r>
         <w:rPr>
           <w:rFonts w:ascii="Times New Roman" w:hAnsi="Times New Roman" w:eastAsia="微软雅黑" w:cs="Times New Roman"/>
@@ -25125,8 +24590,8 @@
                 <w:szCs w:val="18"/>
               </w:rPr>
             </w:pPr>
-            <w:bookmarkStart w:id="70" w:name="_Toc8003"/>
-            <w:bookmarkStart w:id="71" w:name="_Toc12835"/>
+            <w:bookmarkStart w:id="70" w:name="_Toc12835"/>
+            <w:bookmarkStart w:id="71" w:name="_Toc8003"/>
             <w:r>
               <w:rPr>
                 <w:rFonts w:ascii="Times New Roman" w:hAnsi="Times New Roman" w:eastAsia="微软雅黑" w:cs="Times New Roman"/>
@@ -25589,7 +25054,7 @@
         <w:pStyle w:val="39"/>
         <w:numPr>
           <w:ilvl w:val="0"/>
-          <w:numId w:val="10"/>
+          <w:numId w:val="9"/>
         </w:numPr>
         <w:autoSpaceDE w:val="0"/>
         <w:autoSpaceDN w:val="0"/>
@@ -25670,7 +25135,7 @@
         <w:pStyle w:val="39"/>
         <w:numPr>
           <w:ilvl w:val="0"/>
-          <w:numId w:val="10"/>
+          <w:numId w:val="9"/>
         </w:numPr>
         <w:autoSpaceDE w:val="0"/>
         <w:autoSpaceDN w:val="0"/>
@@ -25715,7 +25180,7 @@
         <w:pStyle w:val="39"/>
         <w:numPr>
           <w:ilvl w:val="0"/>
-          <w:numId w:val="10"/>
+          <w:numId w:val="9"/>
         </w:numPr>
         <w:autoSpaceDE w:val="0"/>
         <w:autoSpaceDN w:val="0"/>
@@ -25760,8 +25225,8 @@
           <w:lang w:eastAsia="zh-CN"/>
         </w:rPr>
       </w:pPr>
-      <w:bookmarkStart w:id="72" w:name="_Toc9287"/>
-      <w:bookmarkStart w:id="73" w:name="_Toc6303"/>
+      <w:bookmarkStart w:id="72" w:name="_Toc6303"/>
+      <w:bookmarkStart w:id="73" w:name="_Toc9287"/>
       <w:bookmarkStart w:id="74" w:name="_Toc26220"/>
       <w:r>
         <w:rPr>
@@ -25863,7 +25328,7 @@
         <w:widowControl/>
         <w:numPr>
           <w:ilvl w:val="0"/>
-          <w:numId w:val="11"/>
+          <w:numId w:val="10"/>
         </w:numPr>
         <w:spacing w:before="26"/>
         <w:ind w:firstLine="220" w:firstLineChars="100"/>
@@ -26481,16 +25946,16 @@
           <w:szCs w:val="22"/>
         </w:rPr>
       </w:pPr>
-      <w:bookmarkStart w:id="75" w:name="_Toc28146"/>
-      <w:bookmarkStart w:id="76" w:name="_Toc3846"/>
+      <w:bookmarkStart w:id="75" w:name="_Toc29283"/>
+      <w:bookmarkStart w:id="76" w:name="_Toc1823"/>
       <w:bookmarkStart w:id="77" w:name="_Toc27291"/>
-      <w:bookmarkStart w:id="78" w:name="_Toc5400"/>
-      <w:bookmarkStart w:id="79" w:name="_Toc1171"/>
-      <w:bookmarkStart w:id="80" w:name="_Toc32060"/>
-      <w:bookmarkStart w:id="81" w:name="_Toc29283"/>
+      <w:bookmarkStart w:id="78" w:name="_Toc1171"/>
+      <w:bookmarkStart w:id="79" w:name="_Toc5400"/>
+      <w:bookmarkStart w:id="80" w:name="_Toc2352"/>
+      <w:bookmarkStart w:id="81" w:name="_Toc32060"/>
       <w:bookmarkStart w:id="82" w:name="_Toc26146"/>
-      <w:bookmarkStart w:id="83" w:name="_Toc1823"/>
-      <w:bookmarkStart w:id="84" w:name="_Toc2352"/>
+      <w:bookmarkStart w:id="83" w:name="_Toc3846"/>
+      <w:bookmarkStart w:id="84" w:name="_Toc28146"/>
       <w:r>
         <w:rPr>
           <w:b w:val="0"/>
@@ -26658,16 +26123,16 @@
           <w:szCs w:val="22"/>
         </w:rPr>
       </w:pPr>
-      <w:bookmarkStart w:id="85" w:name="_Toc32450"/>
-      <w:bookmarkStart w:id="86" w:name="_Toc12456"/>
-      <w:bookmarkStart w:id="87" w:name="_Toc30035"/>
-      <w:bookmarkStart w:id="88" w:name="_Toc22196"/>
-      <w:bookmarkStart w:id="89" w:name="_Toc10299"/>
-      <w:bookmarkStart w:id="90" w:name="_Toc21034"/>
-      <w:bookmarkStart w:id="91" w:name="_Toc17967"/>
+      <w:bookmarkStart w:id="85" w:name="_Toc22196"/>
+      <w:bookmarkStart w:id="86" w:name="_Toc30035"/>
+      <w:bookmarkStart w:id="87" w:name="_Toc10299"/>
+      <w:bookmarkStart w:id="88" w:name="_Toc21034"/>
+      <w:bookmarkStart w:id="89" w:name="_Toc17967"/>
+      <w:bookmarkStart w:id="90" w:name="_Toc12456"/>
+      <w:bookmarkStart w:id="91" w:name="_Toc783"/>
       <w:bookmarkStart w:id="92" w:name="_Toc126"/>
       <w:bookmarkStart w:id="93" w:name="_Toc3497"/>
-      <w:bookmarkStart w:id="94" w:name="_Toc783"/>
+      <w:bookmarkStart w:id="94" w:name="_Toc32450"/>
       <w:r>
         <w:rPr>
           <w:b w:val="0"/>
@@ -26887,13 +26352,13 @@
           <w:lang w:eastAsia="zh-CN"/>
         </w:rPr>
       </w:pPr>
-      <w:bookmarkStart w:id="95" w:name="_Toc3409"/>
-      <w:bookmarkStart w:id="96" w:name="_Toc15114"/>
+      <w:bookmarkStart w:id="95" w:name="_Toc15114"/>
+      <w:bookmarkStart w:id="96" w:name="_Toc3409"/>
       <w:bookmarkStart w:id="97" w:name="_Toc5535"/>
-      <w:bookmarkStart w:id="98" w:name="_Toc28454_WPSOffice_Level1"/>
-      <w:bookmarkStart w:id="99" w:name="_Toc20170_WPSOffice_Level1"/>
-      <w:bookmarkStart w:id="100" w:name="_Toc24980"/>
-      <w:bookmarkStart w:id="101" w:name="_Toc26985_WPSOffice_Level1"/>
+      <w:bookmarkStart w:id="98" w:name="_Toc24980"/>
+      <w:bookmarkStart w:id="99" w:name="_Toc28454_WPSOffice_Level1"/>
+      <w:bookmarkStart w:id="100" w:name="_Toc26985_WPSOffice_Level1"/>
+      <w:bookmarkStart w:id="101" w:name="_Toc20170_WPSOffice_Level1"/>
       <w:r>
         <w:rPr>
           <w:rFonts w:hint="eastAsia"/>
@@ -27111,10 +26576,10 @@
           <w:lang w:eastAsia="zh-CN"/>
         </w:rPr>
       </w:pPr>
-      <w:bookmarkStart w:id="102" w:name="_Toc13275"/>
-      <w:bookmarkStart w:id="103" w:name="_Toc19584_WPSOffice_Level1"/>
+      <w:bookmarkStart w:id="102" w:name="_Toc19584_WPSOffice_Level1"/>
+      <w:bookmarkStart w:id="103" w:name="_Toc5404"/>
       <w:bookmarkStart w:id="104" w:name="_Toc22162_WPSOffice_Level1"/>
-      <w:bookmarkStart w:id="105" w:name="_Toc5404"/>
+      <w:bookmarkStart w:id="105" w:name="_Toc13275"/>
       <w:bookmarkStart w:id="106" w:name="_Toc18086"/>
       <w:bookmarkStart w:id="107" w:name="_Toc22623"/>
       <w:bookmarkStart w:id="108" w:name="_Toc14611_WPSOffice_Level1"/>
@@ -28409,7 +27874,7 @@
         <w:lang w:eastAsia="zh-CN"/>
       </w:rPr>
       <w:drawing>
-        <wp:anchor distT="0" distB="0" distL="0" distR="0" simplePos="0" relativeHeight="251661312" behindDoc="0" locked="0" layoutInCell="1" allowOverlap="1">
+        <wp:anchor distT="0" distB="0" distL="0" distR="0" simplePos="0" relativeHeight="251660288" behindDoc="0" locked="0" layoutInCell="1" allowOverlap="1">
           <wp:simplePos x="0" y="0"/>
           <wp:positionH relativeFrom="column">
             <wp:posOffset>4605020</wp:posOffset>
@@ -28531,7 +27996,7 @@
         <w:lang w:eastAsia="zh-CN"/>
       </w:rPr>
       <w:drawing>
-        <wp:anchor distT="0" distB="0" distL="0" distR="0" simplePos="0" relativeHeight="251662336" behindDoc="0" locked="0" layoutInCell="1" allowOverlap="1">
+        <wp:anchor distT="0" distB="0" distL="0" distR="0" simplePos="0" relativeHeight="251661312" behindDoc="0" locked="0" layoutInCell="1" allowOverlap="1">
           <wp:simplePos x="0" y="0"/>
           <wp:positionH relativeFrom="column">
             <wp:posOffset>4605020</wp:posOffset>
@@ -28637,7 +28102,7 @@
         <w:lang w:eastAsia="zh-CN"/>
       </w:rPr>
       <w:drawing>
-        <wp:anchor distT="0" distB="0" distL="0" distR="0" simplePos="0" relativeHeight="251663360" behindDoc="0" locked="0" layoutInCell="1" allowOverlap="1">
+        <wp:anchor distT="0" distB="0" distL="0" distR="0" simplePos="0" relativeHeight="251662336" behindDoc="0" locked="0" layoutInCell="1" allowOverlap="1">
           <wp:simplePos x="0" y="0"/>
           <wp:positionH relativeFrom="column">
             <wp:posOffset>4605020</wp:posOffset>
@@ -28855,18 +28320,6 @@
     </w:lvl>
   </w:abstractNum>
   <w:abstractNum w:abstractNumId="2">
-    <w:nsid w:val="219D0AF6"/>
-    <w:multiLevelType w:val="singleLevel"/>
-    <w:tmpl w:val="219D0AF6"/>
-    <w:lvl w:ilvl="0" w:tentative="0">
-      <w:start w:val="1"/>
-      <w:numFmt w:val="decimal"/>
-      <w:suff w:val="space"/>
-      <w:lvlText w:val="%1."/>
-      <w:lvlJc w:val="left"/>
-    </w:lvl>
-  </w:abstractNum>
-  <w:abstractNum w:abstractNumId="3">
     <w:nsid w:val="2CEC1C1C"/>
     <w:multiLevelType w:val="multilevel"/>
     <w:tmpl w:val="2CEC1C1C"/>
@@ -28980,7 +28433,7 @@
       </w:rPr>
     </w:lvl>
   </w:abstractNum>
-  <w:abstractNum w:abstractNumId="4">
+  <w:abstractNum w:abstractNumId="3">
     <w:nsid w:val="34613CBC"/>
     <w:multiLevelType w:val="multilevel"/>
     <w:tmpl w:val="34613CBC"/>
@@ -29098,7 +28551,7 @@
       </w:rPr>
     </w:lvl>
   </w:abstractNum>
-  <w:abstractNum w:abstractNumId="5">
+  <w:abstractNum w:abstractNumId="4">
     <w:nsid w:val="361A96C8"/>
     <w:multiLevelType w:val="singleLevel"/>
     <w:tmpl w:val="361A96C8"/>
@@ -29118,7 +28571,7 @@
       </w:rPr>
     </w:lvl>
   </w:abstractNum>
-  <w:abstractNum w:abstractNumId="6">
+  <w:abstractNum w:abstractNumId="5">
     <w:nsid w:val="537D38B0"/>
     <w:multiLevelType w:val="multilevel"/>
     <w:tmpl w:val="537D38B0"/>
@@ -29236,24 +28689,7 @@
       </w:rPr>
     </w:lvl>
   </w:abstractNum>
-  <w:abstractNum w:abstractNumId="7">
-    <w:nsid w:val="58AABCAB"/>
-    <w:multiLevelType w:val="singleLevel"/>
-    <w:tmpl w:val="58AABCAB"/>
-    <w:lvl w:ilvl="0" w:tentative="0">
-      <w:start w:val="1"/>
-      <w:numFmt w:val="bullet"/>
-      <w:lvlText w:val=""/>
-      <w:lvlJc w:val="left"/>
-      <w:pPr>
-        <w:ind w:left="420" w:hanging="420"/>
-      </w:pPr>
-      <w:rPr>
-        <w:rFonts w:hint="default" w:ascii="Wingdings" w:hAnsi="Wingdings"/>
-      </w:rPr>
-    </w:lvl>
-  </w:abstractNum>
-  <w:abstractNum w:abstractNumId="8">
+  <w:abstractNum w:abstractNumId="6">
     <w:nsid w:val="5B812BEF"/>
     <w:multiLevelType w:val="multilevel"/>
     <w:tmpl w:val="5B812BEF"/>
@@ -29371,7 +28807,7 @@
       </w:rPr>
     </w:lvl>
   </w:abstractNum>
-  <w:abstractNum w:abstractNumId="9">
+  <w:abstractNum w:abstractNumId="7">
     <w:nsid w:val="64416983"/>
     <w:multiLevelType w:val="multilevel"/>
     <w:tmpl w:val="64416983"/>
@@ -29485,7 +28921,7 @@
       </w:rPr>
     </w:lvl>
   </w:abstractNum>
-  <w:abstractNum w:abstractNumId="10">
+  <w:abstractNum w:abstractNumId="8">
     <w:nsid w:val="6BAC6FD5"/>
     <w:multiLevelType w:val="singleLevel"/>
     <w:tmpl w:val="6BAC6FD5"/>
@@ -29497,38 +28933,174 @@
       <w:lvlJc w:val="left"/>
     </w:lvl>
   </w:abstractNum>
+  <w:abstractNum w:abstractNumId="9">
+    <w:nsid w:val="70C53F05"/>
+    <w:multiLevelType w:val="multilevel"/>
+    <w:tmpl w:val="70C53F05"/>
+    <w:lvl w:ilvl="0" w:tentative="0">
+      <w:start w:val="1"/>
+      <w:numFmt w:val="decimal"/>
+      <w:lvlText w:val="%1."/>
+      <w:lvlJc w:val="left"/>
+      <w:pPr>
+        <w:ind w:left="425" w:hanging="425"/>
+      </w:pPr>
+      <w:rPr>
+        <w:rFonts w:hint="default"/>
+        <w:sz w:val="18"/>
+        <w:szCs w:val="18"/>
+      </w:rPr>
+    </w:lvl>
+    <w:lvl w:ilvl="1" w:tentative="0">
+      <w:start w:val="1"/>
+      <w:numFmt w:val="decimal"/>
+      <w:lvlText w:val="(%2)"/>
+      <w:lvlJc w:val="left"/>
+      <w:pPr>
+        <w:tabs>
+          <w:tab w:val="left" w:pos="840"/>
+        </w:tabs>
+        <w:ind w:left="840" w:hanging="420"/>
+      </w:pPr>
+      <w:rPr>
+        <w:rFonts w:hint="default"/>
+      </w:rPr>
+    </w:lvl>
+    <w:lvl w:ilvl="2" w:tentative="0">
+      <w:start w:val="1"/>
+      <w:numFmt w:val="decimalEnclosedCircleChinese"/>
+      <w:lvlText w:val="%3"/>
+      <w:lvlJc w:val="left"/>
+      <w:pPr>
+        <w:tabs>
+          <w:tab w:val="left" w:pos="1260"/>
+        </w:tabs>
+        <w:ind w:left="1260" w:hanging="420"/>
+      </w:pPr>
+      <w:rPr>
+        <w:rFonts w:hint="default"/>
+      </w:rPr>
+    </w:lvl>
+    <w:lvl w:ilvl="3" w:tentative="0">
+      <w:start w:val="1"/>
+      <w:numFmt w:val="decimal"/>
+      <w:lvlText w:val="%4)"/>
+      <w:lvlJc w:val="left"/>
+      <w:pPr>
+        <w:tabs>
+          <w:tab w:val="left" w:pos="1680"/>
+        </w:tabs>
+        <w:ind w:left="1680" w:hanging="420"/>
+      </w:pPr>
+      <w:rPr>
+        <w:rFonts w:hint="default"/>
+      </w:rPr>
+    </w:lvl>
+    <w:lvl w:ilvl="4" w:tentative="0">
+      <w:start w:val="1"/>
+      <w:numFmt w:val="lowerLetter"/>
+      <w:lvlText w:val="%5."/>
+      <w:lvlJc w:val="left"/>
+      <w:pPr>
+        <w:tabs>
+          <w:tab w:val="left" w:pos="2100"/>
+        </w:tabs>
+        <w:ind w:left="2100" w:hanging="420"/>
+      </w:pPr>
+      <w:rPr>
+        <w:rFonts w:hint="default"/>
+      </w:rPr>
+    </w:lvl>
+    <w:lvl w:ilvl="5" w:tentative="0">
+      <w:start w:val="1"/>
+      <w:numFmt w:val="lowerLetter"/>
+      <w:lvlText w:val="%6)"/>
+      <w:lvlJc w:val="left"/>
+      <w:pPr>
+        <w:tabs>
+          <w:tab w:val="left" w:pos="2520"/>
+        </w:tabs>
+        <w:ind w:left="2520" w:hanging="420"/>
+      </w:pPr>
+      <w:rPr>
+        <w:rFonts w:hint="default"/>
+      </w:rPr>
+    </w:lvl>
+    <w:lvl w:ilvl="6" w:tentative="0">
+      <w:start w:val="1"/>
+      <w:numFmt w:val="lowerRoman"/>
+      <w:lvlText w:val="%7."/>
+      <w:lvlJc w:val="left"/>
+      <w:pPr>
+        <w:tabs>
+          <w:tab w:val="left" w:pos="2940"/>
+        </w:tabs>
+        <w:ind w:left="2940" w:hanging="420"/>
+      </w:pPr>
+      <w:rPr>
+        <w:rFonts w:hint="default"/>
+      </w:rPr>
+    </w:lvl>
+    <w:lvl w:ilvl="7" w:tentative="0">
+      <w:start w:val="1"/>
+      <w:numFmt w:val="lowerRoman"/>
+      <w:lvlText w:val="%8)"/>
+      <w:lvlJc w:val="left"/>
+      <w:pPr>
+        <w:tabs>
+          <w:tab w:val="left" w:pos="3360"/>
+        </w:tabs>
+        <w:ind w:left="3360" w:hanging="420"/>
+      </w:pPr>
+      <w:rPr>
+        <w:rFonts w:hint="default"/>
+      </w:rPr>
+    </w:lvl>
+    <w:lvl w:ilvl="8" w:tentative="0">
+      <w:start w:val="1"/>
+      <w:numFmt w:val="lowerLetter"/>
+      <w:lvlText w:val="%9."/>
+      <w:lvlJc w:val="left"/>
+      <w:pPr>
+        <w:tabs>
+          <w:tab w:val="left" w:pos="3780"/>
+        </w:tabs>
+        <w:ind w:left="3780" w:hanging="420"/>
+      </w:pPr>
+      <w:rPr>
+        <w:rFonts w:hint="default"/>
+      </w:rPr>
+    </w:lvl>
+  </w:abstractNum>
   <w:num w:numId="1">
+    <w:abstractNumId w:val="5"/>
+  </w:num>
+  <w:num w:numId="2">
+    <w:abstractNumId w:val="7"/>
+  </w:num>
+  <w:num w:numId="3">
     <w:abstractNumId w:val="6"/>
   </w:num>
-  <w:num w:numId="2">
-    <w:abstractNumId w:val="9"/>
-  </w:num>
-  <w:num w:numId="3">
-    <w:abstractNumId w:val="8"/>
-  </w:num>
   <w:num w:numId="4">
-    <w:abstractNumId w:val="3"/>
+    <w:abstractNumId w:val="2"/>
   </w:num>
   <w:num w:numId="5">
-    <w:abstractNumId w:val="4"/>
+    <w:abstractNumId w:val="3"/>
   </w:num>
   <w:num w:numId="6">
     <w:abstractNumId w:val="0"/>
   </w:num>
   <w:num w:numId="7">
-    <w:abstractNumId w:val="5"/>
+    <w:abstractNumId w:val="4"/>
   </w:num>
   <w:num w:numId="8">
-    <w:abstractNumId w:val="2"/>
+    <w:abstractNumId w:val="9"/>
   </w:num>
   <w:num w:numId="9">
-    <w:abstractNumId w:val="7"/>
+    <w:abstractNumId w:val="1"/>
   </w:num>
   <w:num w:numId="10">
-    <w:abstractNumId w:val="1"/>
-  </w:num>
-  <w:num w:numId="11">
-    <w:abstractNumId w:val="10"/>
+    <w:abstractNumId w:val="8"/>
   </w:num>
 </w:numbering>
 </file>
